--- a/talks/kbcs2026/script_ko.docx
+++ b/talks/kbcs2026/script_ko.docx
@@ -9,7 +9,7 @@
           <w:b/>
           <w:sz w:val="26"/>
         </w:rPr>
-        <w:t>Advancing Drug Discovery and Development through Clinical Pharmacological Approaches on Organs-on-Chips — 발표 대본 (KBCS 2026, 38 슬라이드)</w:t>
+        <w:t>Advancing Drug Discovery and Development through Clinical Pharmacological Approaches on Organs-on-Chips — 발표 대본 (KBCS 2026, 38 슬라이드, 2026-07 개정판)</w:t>
       </w:r>
     </w:p>
     <w:p/>
@@ -35,7 +35,7 @@
         <w:rPr>
           <w:rFonts w:ascii="Malgun Gothic" w:hAnsi="Malgun Gothic" w:eastAsia="맑은 고딕"/>
         </w:rPr>
-        <w:t>안녕하십니까. 가톨릭대학교 의과대학 약리학교실 및 임상약리학과, 서울성모병원, 그리고 PIPET 약동학연구소 소속 한승필입니다. 오늘 발표 제목은 ‘임상약리학적 접근을 통한 organ-on-chip 기반 신약개발 촉진’입니다. 바이오칩 학회, 그중에서도 의료 현장의 미충족 수요를 다루는 이 세션에서 발표하게 되어 매우 뜻깊게 생각합니다.</w:t>
+        <w:t>안녕하십니까. 가톨릭대학교 의과대학 약리학교실 및 임상약리학과, 서울성모병원, PIPET 약동학연구소 소속 한승필입니다. 오늘 제목은 ‘임상약리학적 접근을 통한 organ-on-chip 기반 신약개발 촉진’입니다. 바이오칩 학회의 의료 현장 미충족 수요 세션에서 발표하게 되어 매우 뜻깊게 생각합니다.</w:t>
       </w:r>
     </w:p>
     <w:p>
@@ -60,7 +60,7 @@
         <w:rPr>
           <w:rFonts w:ascii="Malgun Gothic" w:hAnsi="Malgun Gothic" w:eastAsia="맑은 고딕"/>
         </w:rPr>
-        <w:t>오늘 말씀드릴 순서는 이렇습니다. 먼저 신약개발이 왜 계속 실패하는지, 기존 전임상 시스템의 한계를 짚겠습니다. 다음으로 organ-on-chip이 만들어내는 데이터가 어떻게 사람에게 적용 가능한 정량적 근거로 바뀌는지, 그 다리 역할을 하는 임상약리학, 즉 PBPK와 QSP를 설명드리겠습니다. 이어서 저희가 직접 수행한 장-간-신장 칩과 PBPK 결합 연구를 처음부터 끝까지 상세히 보여드리고, 마지막으로 이 자리에 계신 여러분이 바로 활용하실 수 있도록 저희가 만든 250개가 넘는 QSP 모델 라이브러리를 소개하고, 앞으로의 웹 플랫폼 구상까지 말씀드리겠습니다.</w:t>
+        <w:t>오늘은 먼저 전임상 시스템이 왜 계속 번역에 실패하는지 짚고, 칩 신호를 사람 예측으로 바꾸는 다리인 QSP와 PBPK, 즉 임상약리학을 설명드리겠습니다. 이어서 저희가 만든 자율 LLM 기반의 개방형 QSP 라이브러리, 현재 258개 질환을 소개하고, 그 안에서 약물과 질환이 잘 결합된 사례를 다수 보여드린 뒤, 저희가 직접 수행한 장-간-신장 칩과 PBPK 결합 연구를 압축해서 말씀드리고, 마지막으로 앞으로의 웹 플랫폼 구상까지 다루겠습니다.</w:t>
       </w:r>
     </w:p>
     <w:p>
@@ -74,7 +74,7 @@
           <w:color w:val="163A5F"/>
           <w:sz w:val="23"/>
         </w:rPr>
-        <w:t>[슬라이드 3] 왜 임상의사가 이 자리에 섰는가</w:t>
+        <w:t>[슬라이드 3] 미충족 수요: 왜 전임상 시스템이 번역에 실패하는가</w:t>
       </w:r>
     </w:p>
     <w:p>
@@ -85,7 +85,7 @@
         <w:rPr>
           <w:rFonts w:ascii="Malgun Gothic" w:hAnsi="Malgun Gothic" w:eastAsia="맑은 고딕"/>
         </w:rPr>
-        <w:t>저는 칩을 만드는 공학자가 아닙니다. 서울성모병원에서 환자를 진료하고 초기 임상시험을 수행하는 임상약리학자이자 의사입니다. 제가 매일 마주하는 질문은 여러분의 질문과 정확히 대칭적입니다. 여러분은 ‘이 생물학적 현상을 어떻게 칩으로 재현할까’를 고민하시지만, 저는 ‘이 사람의 생물학이 이렇다면, 어떤 용량을, 누구에게 써야 하는가’를 고민합니다. 저에게 organ-on-chip은 새로운 인간 유사 데이터의 원천입니다. 그러나 데이터 그 자체만으로는 용량에 대한 답이 나오지 않습니다. 오늘 발표는 바로 그 칩의 곡선을 임상적 답으로 바꾸는 번역 계층에 관한 이야기입니다.</w:t>
+        <w:t>신약 승인까지 보통 십에서 십오 년, 일조에서 이조육천억 원이 들고, 임상시험에 진입한 후보물질의 약 구십 퍼센트가 환자에게 도달하지 못합니다. 2차원 세포배양은 조직 구조와 장기 수준 기능을 재현하지 못하고, 동물 모델은 종간 약물동태 차이가 남아 있습니다. 건강한 지원자 대상 1상 임상시험은 노출을 잘 특성화하지만, 정작 염증성 장질환, 급성 신손상, 간기능 장애, 임신부, 소아, 희귀질환처럼 가장 불확실한 환자군은 대부분 제외됩니다.</w:t>
       </w:r>
     </w:p>
     <w:p>
@@ -99,7 +99,7 @@
           <w:color w:val="163A5F"/>
           <w:sz w:val="23"/>
         </w:rPr>
-        <w:t>[슬라이드 4] 신약개발의 번역 격차</w:t>
+        <w:t>[슬라이드 4] Organ-on-chip과 빠져 있는 계층</w:t>
       </w:r>
     </w:p>
     <w:p>
@@ -110,7 +110,7 @@
         <w:rPr>
           <w:rFonts w:ascii="Malgun Gothic" w:hAnsi="Malgun Gothic" w:eastAsia="맑은 고딕"/>
         </w:rPr>
-        <w:t>신약개발의 높은 실패율은 상당 부분 전임상 시스템이 사람의 약동학과 효능, 독성을 예측하지 못하는 데서 비롯됩니다. 2차원 세포배양은 조직 구조도 장기 수준의 기능도 재현하지 못하고, 동물 모델은 종간 약물동태 차이가 끈질기게 남아 있습니다. 그 결과 전임상 결과와 임상 결과 사이에 지속적인 간극이 존재합니다. 신약 승인까지 보통 십 년에서 십오 년, 일조에서 이조육천억 원이 들고, 임상시험에 진입한 후보물질의 약 구십 퍼센트가 결국 환자에게 도달하지 못합니다.</w:t>
+        <w:t>MPS, organ-on-chip은 생리학적으로 타당한 조건에서 인체 조직 구조를 재현하여, 사람 최초 투여 이전에 약물 거동을 들여다볼 수 있는 진정으로 인간 유사한 플랫폼입니다. 그러나 칩이 주는 것은 농도-시간 프로파일과 단일 혹은 다장기 읽기 값일 뿐이고, 용량 결정에 필요한 것은 청소율과 조직 분포, 표적 결합, 그리고 무엇보다 칩 웰이 아니라 사람의 전신입니다. 비구획 분석과 PBPK, QSP 같은 임상약리학이 바로 그 다리이며, 이것이 오늘 발표 전체의 주제입니다.</w:t>
       </w:r>
     </w:p>
     <w:p>
@@ -124,7 +124,7 @@
           <w:color w:val="163A5F"/>
           <w:sz w:val="23"/>
         </w:rPr>
-        <w:t>[슬라이드 5] 1상 임상시험이 놓치는 환자들</w:t>
+        <w:t>[슬라이드 5] QSP와 PBPK란 무엇인가</w:t>
       </w:r>
     </w:p>
     <w:p>
@@ -135,7 +135,7 @@
         <w:rPr>
           <w:rFonts w:ascii="Malgun Gothic" w:hAnsi="Malgun Gothic" w:eastAsia="맑은 고딕"/>
         </w:rPr>
-        <w:t>건강한 지원자 대상 1상 임상시험은 노출을 잘 특성화하지만, 그것은 어디까지나 건강한 사람에 대한 이야기입니다. 정작 노출이 가장 불확실한 환자군, 즉 염증성 장질환, 급성 신손상, 간기능 장애, 임신부, 소아, 희귀질환 환자들은 1상에서 대부분 제외됩니다. 바로 이 지점에서, 건강한 지원자 임상시험이 구조적으로 줄 수 없는 것을, 질환 상태를 재현할 수 있는 organ-on-chip이 줄 수 있습니다.</w:t>
+        <w:t>PBPK와 QSP는 시스템 생물학과 약동·약력학을 결합한 분야로, 약물에서 표적, 경로, 질환, 환자로 이어지는 인과 사슬을 수학으로 기술합니다. PBPK는 약물이 사람 전신에서 어디로 가서 얼마나 되는지에 답하고, QSP는 그다음 질문, 즉 그 농도에서 질환에 무슨 일이 일어나는지에 답합니다. 이 둘을 합치면 용량 선택, 약물상호작용, 특수집단에서의 반응, 그리고 칩 데이터의 IVIVE까지 답할 수 있습니다.</w:t>
       </w:r>
     </w:p>
     <w:p>
@@ -149,7 +149,7 @@
           <w:color w:val="163A5F"/>
           <w:sz w:val="23"/>
         </w:rPr>
-        <w:t>[슬라이드 6] Organ-on-chip이 주는 약속</w:t>
+        <w:t>[슬라이드 6] PBPK, QSP 모델의 해부</w:t>
       </w:r>
     </w:p>
     <w:p>
@@ -160,7 +160,7 @@
         <w:rPr>
           <w:rFonts w:ascii="Malgun Gothic" w:hAnsi="Malgun Gothic" w:eastAsia="맑은 고딕"/>
         </w:rPr>
-        <w:t>미세생리시스템, 즉 MPS는 생리학적으로 타당한 기계적, 생화학적 조건 아래 인체 장기의 구조적, 기능적 단위를 재구성하여, 사람 최초 투여 임상시험 이전에 약물 거동을 들여다볼 수 있는 진정으로 인간 유사한 플랫폼을 제공합니다. 그러나 칩 웰에서 나온 하나의 농도-시간 곡선은 그 자체로는 기술적(descriptive) 관찰일 뿐입니다. 오늘 답하고자 하는 질문은, organ-on-chip을 기술적인 시험관내 도구에서 의사결정에 쓸 수 있는 정량적 근거로 어떻게 바꿀 것인가입니다.</w:t>
+        <w:t>수학적으로 이것은 결합된 비선형 동역학계, 즉 초기값 문제입니다. 상태 변수는 약물 농도, 수용체 점유율, 신호전달 물질, 세포 집단, 바이오마커, 임상 종말점이고, 파라미터는 속도 상수와 반수 효과 농도, 최대 효과, 청소율, 결합 친화도이며, 입력은 우리가 조절할 수 있는 유일한 손잡이인 투여 요법입니다. 저희 라이브러리의 모델은 보통 열다섯에서 서른다섯 개 이상의 미분방정식과 칠십에서 백 개 이상의 파라미터로 이루어져 있습니다.</w:t>
       </w:r>
     </w:p>
     <w:p>
@@ -174,7 +174,7 @@
           <w:color w:val="163A5F"/>
           <w:sz w:val="23"/>
         </w:rPr>
-        <w:t>[슬라이드 7] 빠져 있는 계층: 임상약리학</w:t>
+        <w:t>[슬라이드 7] 반복되는 비선형 구조</w:t>
       </w:r>
     </w:p>
     <w:p>
@@ -185,7 +185,7 @@
         <w:rPr>
           <w:rFonts w:ascii="Malgun Gothic" w:hAnsi="Malgun Gothic" w:eastAsia="맑은 고딕"/>
         </w:rPr>
-        <w:t>칩이 주는 것은 농도-시간 프로파일과 단일 장기 혹은 다장기(body-on-a-chip) 수준의 읽기 값, 그리고 기전적으로 풍부한 사람 세포 신호입니다. 그러나 용량 결정에 필요한 것은 청소율과 조직 분포, 표적 결합이며, 무엇보다 칩 웰이 아니라 사람의 전신입니다. 비구획 분석과 기전 기반 PK-PD 모델링이 바로 그 다리이며, 이것이 시험관에서 생체로의 외삽, 즉 IVIVE를 가능하게 합니다.</w:t>
+        <w:t>질환이 달라도 수학적 구조는 반복됩니다. 힐, 이맥스 약력학 식, 합성과 분해의 균형인 간접반응 모형, 표적 매개 약물 분포, 종양이나 혈관 재형성에서 보이는 로지스틱 성장, 그리고 적혈구생성인자 같은 거듭제곱 되먹임까지, 이 표에 보시는 다섯 가지 모티프가 258개 QSP 모델과, 오늘 뒤에 보여드릴 칩-PBPK 다리 양쪽 모두에서 똑같이 등장하는 공통 문법입니다.</w:t>
       </w:r>
     </w:p>
     <w:p>
@@ -199,7 +199,7 @@
           <w:color w:val="163A5F"/>
           <w:sz w:val="23"/>
         </w:rPr>
-        <w:t>[슬라이드 8] PBPK — 칩에서 사람 전신으로의 확장</w:t>
+        <w:t>[슬라이드 8] 이것이 왜 중요한가 — 모델 기반 신약개발</w:t>
       </w:r>
     </w:p>
     <w:p>
@@ -210,7 +210,7 @@
         <w:rPr>
           <w:rFonts w:ascii="Malgun Gothic" w:hAnsi="Malgun Gothic" w:eastAsia="맑은 고딕"/>
         </w:rPr>
-        <w:t>생리학적 기반 약동학, PBPK는 칩에서 얻은 파라미터를 사람의 생리(장기 부피, 혈류량, 조직 분배)를 반영한 구획 모델에 결합하여, 미세유체 측정값을 전신 수준의 사람 노출 예측으로 바꿉니다. 이는 최초 인체투여 용량 선택, 약물상호작용 평가, 그리고 칩이 재현한 특수 집단(질환 상태의 칩이라면 질환 상태의 사람)에 대한 노출 예측을 뒷받침합니다.</w:t>
+        <w:t>PBPK와 QSP는 규제기관도 권장하는 모델 기반 신약개발, MIDD의 핵심 도구입니다. 표적 검증 단계에서 가망 없는 표적을 일찍 솎아내고, 최초 인체투여 용량을 기전 기반으로 정하며, 가상 환자로 임상시험을 설계하고, 칩에서 동물, 사람으로의 외삽을 뒷받침하며, 병용요법의 시너지를 미리 탐색합니다. 규제기관은 이미 이것을 적극적으로 지지하고 있습니다.</w:t>
       </w:r>
     </w:p>
     <w:p>
@@ -224,7 +224,7 @@
           <w:color w:val="163A5F"/>
           <w:sz w:val="23"/>
         </w:rPr>
-        <w:t>[슬라이드 9] QSP — 질환과 약리학을 더하다</w:t>
+        <w:t>[슬라이드 9] Organ-on-chip을 위한 규제의 순풍</w:t>
       </w:r>
     </w:p>
     <w:p>
@@ -235,7 +235,7 @@
         <w:rPr>
           <w:rFonts w:ascii="Malgun Gothic" w:hAnsi="Malgun Gothic" w:eastAsia="맑은 고딕"/>
         </w:rPr>
-        <w:t>PBPK가 ‘약물이 어디로 가서 얼마나 되는가’에 답한다면, 정량적 시스템 약리학 QSP는 그다음 질문, 즉 ‘그 농도에서 질환에 무슨 일이 일어나는가’에 답합니다. QSP는 약동학을 수용체·경로 결합, 바이오마커 동역학, 임상 종말점과 연결하여, 칩에서 측정한 섭동(사이토카인 하나, 수송체 변화 하나)이 질환 궤적까지 전파되도록 합니다. 여러분의 칩이 보여주는 생물학, 즉 염증이 생긴 장, 손상된 간, 특정 사이토카인 신호가 바로 여기서 검증 가능한 임상적 가설이 됩니다. 칩에서 PBPK, QSP로 이어지는 것은 세 개의 별개 도구가 아니라 하나의 연속된 번역 사슬입니다.</w:t>
+        <w:t>미국 FDA 현대화법 2.0은 일부 동물시험을 대체할 새로운 접근 방법론, 그중에서도 MPS의 활용을 명시적으로 열어 두었습니다. MIDD는 이미 PBPK, QSP 수준의 정량적 패키지를 기대하는 확립된 경로이며, MPS 데이터를 이런 워크플로에 통합하는 것이 규제 승인으로 가는 신뢰할 수 있는 경로입니다.</w:t>
       </w:r>
     </w:p>
     <w:p>
@@ -249,7 +249,7 @@
           <w:color w:val="163A5F"/>
           <w:sz w:val="23"/>
         </w:rPr>
-        <w:t>[슬라이드 10] 규제의 순풍</w:t>
+        <w:t>[슬라이드 10] 병목: 전통적으로 QSP 모델 하나를 만드는 비용</w:t>
       </w:r>
     </w:p>
     <w:p>
@@ -260,7 +260,7 @@
         <w:rPr>
           <w:rFonts w:ascii="Malgun Gothic" w:hAnsi="Malgun Gothic" w:eastAsia="맑은 고딕"/>
         </w:rPr>
-        <w:t>이것은 더 이상 주변부의 아이디어가 아닙니다. 미국 FDA 현대화법 2.0은 일부 동물시험을 대체할 새로운 접근 방법론, NAMs, 그중에서도 MPS의 활용을 명시적으로 열어 두었습니다. 모델 기반 신약개발, MIDD는 이미 PBPK, QSP 수준의 정량적 패키지를 기대하는 확립된 규제 경로입니다. MPS 데이터를 MIDD 방식의 워크플로에 통합하는 것이 단순한 기술적 포스터 그림이 아니라 규제 승인으로 가는 신뢰할 수 있는 경로입니다.</w:t>
+        <w:t>방대한 문헌 종합, 미분방정식 수립과 파라미터화, 소프트웨어 구현과 보정까지, 전통적으로 QSP 모델 하나에는 전문가의 수개월에서 수년이 듭니다. 그 결과 극소수 질환만 모델을 갖고, 모델은 닫혀 있고 재현이 어려우며, 긴 꼬리에 해당하는 대부분의 질환, 즉 대부분의 칩 프로그램이 다루는 질환은 끝내 모델을 얻지 못합니다.</w:t>
       </w:r>
     </w:p>
     <w:p>
@@ -274,7 +274,7 @@
           <w:color w:val="163A5F"/>
           <w:sz w:val="23"/>
         </w:rPr>
-        <w:t>[슬라이드 11] 신뢰할 수 있는 정량 해석을 위한 전제조건</w:t>
+        <w:t>[슬라이드 11] 핵심 제안: LLM 기반 모델 생성</w:t>
       </w:r>
     </w:p>
     <w:p>
@@ -285,7 +285,7 @@
         <w:rPr>
           <w:rFonts w:ascii="Malgun Gothic" w:hAnsi="Malgun Gothic" w:eastAsia="맑은 고딕"/>
         </w:rPr>
-        <w:t>칩에서 나온 숫자가 PBPK, QSP 모델 안에서 신뢰받으려면 네 가지를 반드시 점검해야 합니다. 첫째, 플라스틱이나 막에 대한 흡착, 비특이적 결합 같은 칩 특유의 약물 거동입니다. 둘째, 칩당 세포 수와 장기당 세포 수의 스케일링, 즉 장기별로 올바른 보정 계수를 쓰는 것입니다. 셋째, 내부 일관성이 아니라 실제로 남겨 둔 임상 관측치로 검증하는 것입니다. 넷째, 숫자를 맞추기 위한 임의적 곡선 맞춤이 아니라, 명시적이고 반증 가능한 보정 규칙입니다. 이제부터 보여드릴 사례 연구는 바로 이 원칙이 실제로 가능한지를 시험하기 위해 설계되었습니다.</w:t>
+        <w:t>저희의 제안은, 자율적인 거대언어모델 코딩 에이전트를 이용해 품질이 통제되고 문헌 근거가 붙은 완결된 QSP 모델을 하루에 한 질환 속도로 만드는 것입니다. 각 모델은 Graphviz 기계론적 지도, mrgsolve 미분방정식 모델, Shiny 대시보드, 정리된 참고문헌까지 네 가지 산출물로 구성되며, 품질 게이트와 문헌 근거, 표준화된 스키마, 재현 가능한 코드라는 내장 원칙을 따릅니다.</w:t>
       </w:r>
     </w:p>
     <w:p>
@@ -299,7 +299,7 @@
           <w:color w:val="163A5F"/>
           <w:sz w:val="23"/>
         </w:rPr>
-        <w:t>[슬라이드 12] 사례 연구 (도입)</w:t>
+        <w:t>[슬라이드 12] 클로드 코드 루틴 — 자율 일일 루프</w:t>
       </w:r>
     </w:p>
     <w:p>
@@ -310,7 +310,7 @@
         <w:rPr>
           <w:rFonts w:ascii="Malgun Gothic" w:hAnsi="Malgun Gothic" w:eastAsia="맑은 고딕"/>
         </w:rPr>
-        <w:t>지금부터 저희가 실제로 수행한 장-간-신장 MPS와 기전 기반 PBPK 결합 연구를 처음부터 끝까지, 빠짐없이 말씀드리겠습니다.</w:t>
+        <w:t>이 엔진은 대략 매일 한 번 작동하는 스케줄 기반 코딩 에이전트로, 한 번 작동할 때마다 한 질환을 처음부터 끝까지 완성하고 푸시합니다. 다루지 않은 질환을 고르고, 약 오십 편의 문헌을 종합하고, 백 개 이상 노드의 지도를 그리고, 열다섯 개 이상의 미분방정식을 쓰고, 여섯 개 이상 탭의 대시보드를 만들고, 참고문헌을 정리한 뒤, 세션을 어중간하게 끝낼 수 없게 만드는 깃 정지 훅의 강제 아래 자동으로 커밋하고 푸시합니다.</w:t>
       </w:r>
     </w:p>
     <w:p>
@@ -324,7 +324,7 @@
           <w:color w:val="163A5F"/>
           <w:sz w:val="23"/>
         </w:rPr>
-        <w:t>[슬라이드 13] 장-간-신장 MPS + PBPK</w:t>
+        <w:t>[슬라이드 13] 안전장치 — LLM이 쓴 코드를 어떻게 신뢰하는가</w:t>
       </w:r>
     </w:p>
     <w:p>
@@ -335,7 +335,7 @@
         <w:rPr>
           <w:rFonts w:ascii="Malgun Gothic" w:hAnsi="Malgun Gothic" w:eastAsia="맑은 고딕"/>
         </w:rPr>
-        <w:t>이 연구는 환자 없이도 사람 약동학에 이르는 정량적 경로를 제공합니다. 여섯 개의 약물, 스물네 건의 임상 관측치에 대해, 이 모델이 예측하지 않고 사후에만 사용한 임상 데이터와 비교했을 때, 전체 AUC GMFE는 1.85배였고 스물네 건 모두가 4배 이내에 들었습니다. 예측에는 어떠한 사람의 약동학 데이터도 들어가지 않았으며, 두 개의 질환 상태 칩 arm에 대한 검증도 함께 수행했습니다.</w:t>
+        <w:t>지도는 노드 백 개, 클러스터 여덟 개 이상, 모델은 구획 열다섯 개와 시나리오 다섯 개 이상, 대시보드는 탭 여섯 개 이상, 참고문헌은 서른 편 이상이라는 품질 게이트를 강제합니다. 힐, 턴오버, TMDD 같은 재사용 가능한 구조적 템플릿이 잘못될 여지를 줄이고, 모든 파라미터에는 임상시험을 인용한 보정 메모가 붙어 환각을 막으며, 모든 것이 깃 안의 코드이므로 비교하고 감사할 수 있고, 사용 전에는 사람이 검토합니다.</w:t>
       </w:r>
     </w:p>
     <w:p>
@@ -349,7 +349,7 @@
           <w:color w:val="163A5F"/>
           <w:sz w:val="23"/>
         </w:rPr>
-        <w:t>[슬라이드 14] 플랫폼 개요</w:t>
+        <w:t>[슬라이드 14] 왜 LLM/AI가 적합한 엔진인가</w:t>
       </w:r>
     </w:p>
     <w:p>
@@ -360,7 +360,7 @@
         <w:rPr>
           <w:rFonts w:ascii="Malgun Gothic" w:hAnsi="Malgun Gothic" w:eastAsia="맑은 고딕"/>
         </w:rPr>
-        <w:t>이 그림의 왼쪽은 공유 배지 순환을 갖춘 모듈형 장-간-신장 MPS입니다. 칩에서 맞춘 파라미터가 전신 PBPK로 전파되며, 사람의 약동학 데이터는 예측 과정에 전혀 들어가지 않습니다. 가운데는 예측 대 관측 AUC로, 스물네 건에 대해 GMFE 1.85배, 2배 이내 15건, 4배 이내 24건 전부입니다. 오른쪽은 Cmax로 GMFE 2.55배입니다.</w:t>
+        <w:t>지치지 않고 연속적으로 작동해 여러 산출물로 이루어진 질환 모델을 거의 매일 하나씩 완성하는 것은 어떤 사람 팀도 지속하지 못하는 속도입니다. 라이브러리 전체로 약 만이천팔백 편의 문헌을 통합하고, 258개 질환과 수백 가지 약물, 표적을 하나의 일관된 틀로 다루며, 표준화되어 비교 가능하고, 전문가의 수개월을 수 시간으로 줄입니다.</w:t>
       </w:r>
     </w:p>
     <w:p>
@@ -374,7 +374,7 @@
           <w:color w:val="163A5F"/>
           <w:sz w:val="23"/>
         </w:rPr>
-        <w:t>[슬라이드 15] 방법 ① 칩 ODE 모델</w:t>
+        <w:t>[슬라이드 15] 각 모델에 들어 있는 것</w:t>
       </w:r>
     </w:p>
     <w:p>
@@ -385,7 +385,7 @@
         <w:rPr>
           <w:rFonts w:ascii="Malgun Gothic" w:hAnsi="Malgun Gothic" w:eastAsia="맑은 고딕"/>
         </w:rPr>
-        <w:t>장-간-신장 칩, 즉 hiEC, HepaRG, RPTEC을 공유 배지 순환으로 연결한 시스템에서 얻은 약물별 농도-시간 데이터를, 재순환 루프를 닫는 서른세 개 상태의 미분방정식 시스템으로 피팅합니다. 모약물은 열일곱 개 상태로, PDMS 흡착, 저장조, 각 장기의 기저외측·막·세포내·정단 구획, 두 개의 연결 채널, 혈장 복귀 저장조를 포함하며, 대사체를 추적하는 열여섯 개 상태의 거울 시스템이 추가됩니다. 간의 세포내 구획 동역학은 막과 세포내 구획 사이의 구동력에 Kpuu,hep을 적용해 OATP 방식의 농축성 흡수를 포착합니다. 칩에서 맞춘 출력값들이 그대로 PBPK의 입력값이 됩니다.</w:t>
+        <w:t>모든 모델은 경로에서 표적, 질환으로 이어지는 기계론적 지도, 약물 약동학과 질환 약력학을 결합한 mrgsolve 미분방정식 모델로 열다섯에서 서른다섯 개 이상의 상태변수를 가지며, 환자 프로파일과 PK, 종말점을 보여주는 인터랙티브 Shiny 대시보드, 그리고 모델당 약 오십 편의 참고문헌까지 네 가지를 일관되게 제공합니다. 이것이 바로 여러분의 칩 데이터가 연결되어야 할 구조입니다.</w:t>
       </w:r>
     </w:p>
     <w:p>
@@ -399,7 +399,7 @@
           <w:color w:val="163A5F"/>
           <w:sz w:val="23"/>
         </w:rPr>
-        <w:t>[슬라이드 16] 방법 ② 전신 PBPK</w:t>
+        <w:t>[슬라이드 16] 규모: 258개 모델의 열린 QSP 라이브러리</w:t>
       </w:r>
     </w:p>
     <w:p>
@@ -410,7 +410,7 @@
         <w:rPr>
           <w:rFonts w:ascii="Malgun Gothic" w:hAnsi="Malgun Gothic" w:eastAsia="맑은 고딕"/>
         </w:rPr>
-        <w:t>열 개 구획의 관류 제한 PBPK로 폐, 심장, 뇌, 근육, 지방, 피부, 장, 간, 신장, 나머지 조직을 포함하며, OATP 기질을 위한 열한 번째 투과성 제한 간 구획을 선택적으로 추가합니다. 조직 분배계수는 Rodgers-Rowland 방법과, 염기성 친유성 약물을 위한 Schmitt 2008 리소좀 이온 트랩핑을 사용합니다. 간청소율은 Varma의 확장 청소율 공식을, 장 초회통과는 Yang의 Qgut을, 경구 흡수는 ACAT 7구획 모델을 사용하며 장벽 P-gp 유출은 칩에서 측정한 값을 그대로 씁니다. 여섯 개 약물, 스물네 건 전체 시뮬레이션이 노트북에서 오 분 이내에 끝납니다.</w:t>
+        <w:t>현재 258개의 질환 모델, 약 열여덟 개 치료 영역, 259개의 미분방정식 시스템, 약 삼천백 개의 경로 클러스터, 약 만이천팔백 편의 참고문헌이 있으며 지금도 거의 매일 하나씩 늘어납니다. 전통적 QSP가 손에 꼽는 질환에 전문가 수개월씩 들였다면, 이 라이브러리는 258개 질환에 각각 몇 시간, 점진적 개선이 아니라 단계의 도약입니다.</w:t>
       </w:r>
     </w:p>
     <w:p>
@@ -424,7 +424,7 @@
           <w:color w:val="163A5F"/>
           <w:sz w:val="23"/>
         </w:rPr>
-        <w:t>[슬라이드 17] 방법 ③ 칩-PBPK 다리와 반증 가능한 규칙</w:t>
+        <w:t>[슬라이드 17] 적용 범위의 폭</w:t>
       </w:r>
     </w:p>
     <w:p>
@@ -435,7 +435,7 @@
         <w:rPr>
           <w:rFonts w:ascii="Malgun Gothic" w:hAnsi="Malgun Gothic" w:eastAsia="맑은 고딕"/>
         </w:rPr>
-        <w:t>세포당에서 장기 전체로의 스케일링은 문헌에 근거하지만, 시험관 내 대사 활성이 생체 내 활성을 과소평가한다는 것은 잘 알려진 사실입니다. 저희는 일괄적인 보정 대신, 세 가지 기준을 모두 만족할 때만 보정 인자를 적용하는 반증 가능한 규칙을 세웠습니다. CYP3A4 기여도가 90퍼센트 이상이고, 담즙 청소율 분율이 50퍼센트 미만이며, 간의 Kpuu가 3 미만일 때만 RAF를 적용합니다. 일괄 적용 시 GMFE는 9.7배였지만, 이 규칙을 선택적으로 적용하자 1.85배로 개선되었습니다. 이것은 데이터에 맞춘 것이 아니라 기전에 근거한 다섯 배 이상의 개선입니다.</w:t>
+        <w:t>종양학, 자가면역, 혈관염, 심혈관, 호흡기, 신장, 소화기, 내분비, 신경, 정신, 피부, 감염, 안과, 희귀유전질환까지 하나의 일관된 틀이 인간 질환의 스펙트럼을 가로지릅니다. 유방암과 폐암 같은 암, 파브리병 같은 희귀질환, 당뇨와 심부전 같은 만성질환, 루푸스와 겸상적혈구병 같은 면역·혈액 질환까지 수백 가지 약물과 표적이 들어 있어, 여러분의 칩과 관련된 것이 있을 가능성이 매우 높습니다.</w:t>
       </w:r>
     </w:p>
     <w:p>
@@ -449,7 +449,7 @@
           <w:color w:val="163A5F"/>
           <w:sz w:val="23"/>
         </w:rPr>
-        <w:t>[슬라이드 18] 방법 ④, ⑤ 입력값, 검증, 질환 상태 확장</w:t>
+        <w:t>[슬라이드 18] 사례 연구: 약물, 표적, 종말점</w:t>
       </w:r>
     </w:p>
     <w:p>
@@ -460,7 +460,7 @@
         <w:rPr>
           <w:rFonts w:ascii="Malgun Gothic" w:hAnsi="Malgun Gothic" w:eastAsia="맑은 고딕"/>
         </w:rPr>
-        <w:t>약물별 입력값은 logP, pKa, 미결합분율, 혈장 대 혈액비, 분자량, 용량, 투여 경로 같은 물리화학적 성질뿐입니다. 어떠한 임상 약동학 데이터도 예측에 들어가지 않으며, 여섯 개 약물, 각 네 편의 임상 연구, 총 스물네 건의 관측치는 오로지 사후 검증에만 사용됩니다. 질환 상태 확장에서는 DSS로 장 손상을, 시스플라틴으로 신장 및 간 손상을 재현한 칩으로 다시 피팅하되, 영향받지 않은 장기의 파라미터는 건강한 칩 값으로 고정하고, 동일한 PBPK 파이프라인에 재파라미터화 없이 그대로 전파시킵니다.</w:t>
+        <w:t>이 표는 라이브러리가 이미 다루는 약물-표적-종말점 관계의 일부입니다. 류마티스 관절염의 토실리주맙, 건선의 세쿠키누맙, 제2형 당뇨의 세마글루타이드, 심부전의 사쿠비트릴-발사르탄, 만성폐쇄성폐질환의 삼중요법, 비소세포폐암의 오시머티닙, 만성골수성백혈병의 이매티닙, 폐동맥고혈압의 마시텐탄, IgA 신병증의 스파르센탄, 겸상적혈구병의 복셀로토르, 다발골수종의 다라투무맙, 그리고 자궁내막증의 메리고릭스까지, 모든 약물-표적-종말점 관계가 임상 문헌에 근거합니다.</w:t>
       </w:r>
     </w:p>
     <w:p>
@@ -474,7 +474,7 @@
           <w:color w:val="163A5F"/>
           <w:sz w:val="23"/>
         </w:rPr>
-        <w:t>[슬라이드 19] 결과 1 — 건강한 대상자: 24건, 6개 약물</w:t>
+        <w:t>[슬라이드 19] 사례 연구 — 한 가지 통찰씩 (1/2)</w:t>
       </w:r>
     </w:p>
     <w:p>
@@ -485,7 +485,7 @@
         <w:rPr>
           <w:rFonts w:ascii="Malgun Gothic" w:hAnsi="Malgun Gothic" w:eastAsia="맑은 고딕"/>
         </w:rPr>
-        <w:t>전체 AUC GMFE는 1.85배, 스물네 건 전부가 4배 이내, 62.5퍼센트인 열다섯 건이 2배 이내였습니다. 표에 보시는 것처럼 항피린, 벤질페니실린, 테스토스테론, 크리조티닙, 게피티닙, 심바스타틴까지 CYP1A2, 신장 OAT1/3, CYP3A4 고추출, 담즙 우세, OATP1B1 등 서로 다른 기전을 가진 여섯 약물 모두에서 일관된 성능을 보였습니다. 이는 산업 표준 PBPK 플랫폼의 2배에서 5배 GMFE 벤치마크 범위 안에 듭니다.</w:t>
+        <w:t>비소세포폐암에서는 오시머티닙에 대한 내성 클론의 출현 시점을 모델이 예측해 병용이나 순차 치료의 근거를 줍니다. 박출률 감소 심부전에서는 네 가지 약제의 투여 순서와 증량 속도를 역재형성과 견주어 탐색합니다. 트랜스티레틴 아밀로이드증에서는 유전자 침묵 치료의 사량체-단량체 동역학과 수년에 걸친 장기 부담을 따라갑니다.</w:t>
       </w:r>
     </w:p>
     <w:p>
@@ -499,7 +499,7 @@
           <w:color w:val="163A5F"/>
           <w:sz w:val="23"/>
         </w:rPr>
-        <w:t>[슬라이드 20] 결과 1 — 여섯 약물의 용량-노출 관계</w:t>
+        <w:t>[슬라이드 20] 사례 연구 — 한 가지 통찰씩 (2/2)</w:t>
       </w:r>
     </w:p>
     <w:p>
@@ -510,7 +510,7 @@
         <w:rPr>
           <w:rFonts w:ascii="Malgun Gothic" w:hAnsi="Malgun Gothic" w:eastAsia="맑은 고딕"/>
         </w:rPr>
-        <w:t>3배에서 6배 범위의 용량에 걸쳐, 네 개의 독립적인 임상 약동학 연구를 기준으로 한 약물별 AUC 대 용량 그래프입니다. 채워진 사각형이 PBPK 예측, 빈 원이 임상 관측치입니다. 여섯 약물 모두에서 대체로 선형적인 용량-노출 관계가 나타나 일차 청소율 가정과, 검증된 기전 범위 내에서의 전향적 용량 선택 활용을 뒷받침합니다.</w:t>
+        <w:t>전신홍반루푸스에서는 항인터페론 항체가 인터페론 신호를 억제하는 사슬을 연결합니다. 제2형 당뇨에서는 인크레틴 약물의 포도당-인슐린-체중 되먹임을 봅니다. 면역혈소판감소증에서는 혈소판 생성과 파괴의 균형을 통해 트롬보포이에틴 수용체 작용제의 효과를 봅니다.</w:t>
       </w:r>
     </w:p>
     <w:p>
@@ -524,7 +524,7 @@
           <w:color w:val="163A5F"/>
           <w:sz w:val="23"/>
         </w:rPr>
-        <w:t>[슬라이드 21] 보충자료 — 농도-시간 프로파일</w:t>
+        <w:t>[슬라이드 21] 심층 사례 — IgA 신병증</w:t>
       </w:r>
     </w:p>
     <w:p>
@@ -535,7 +535,7 @@
         <w:rPr>
           <w:rFonts w:ascii="Malgun Gothic" w:hAnsi="Malgun Gothic" w:eastAsia="맑은 고딕"/>
         </w:rPr>
-        <w:t>여섯 약물 각각에 대해 PBPK로 예측한 혈장 농도-시간 곡선(파란선)과 임상에서 관측된 Cmax(주황점)를 겹쳐 그렸습니다. 저추출 CYP1A2, 신장 OAT1/3, SHBG 결합을 동반한 고추출 CYP3A4, P-gp를 동반한 염기성 친유성 약물, 담즙 우세, OATP1B1 전구약물까지 서로 다른 약물 클래스를 아우릅니다.</w:t>
+        <w:t>갈락토스 결핍 IgA1에서 시작해 자가항체, 면역복합체, 메산지움 침착과 보체 활성화로 이어지는 네 단계 가설을 모델링했습니다. RAAS 차단, 부데소니드, 스파르센탄, 입타코판, 시베프렌리맙까지 다섯 가지 약물을 담았고, 단백뇨와 eGFR 기울기를 주요 임상시험으로 보정했습니다. 스무 개의 미분방정식, 일곱 개 시나리오입니다.</w:t>
       </w:r>
     </w:p>
     <w:p>
@@ -549,7 +549,7 @@
           <w:color w:val="163A5F"/>
           <w:sz w:val="23"/>
         </w:rPr>
-        <w:t>[슬라이드 22] 보충자료 — 조직 분포</w:t>
+        <w:t>[슬라이드 22] 심층 사례 — 겸상적혈구병</w:t>
       </w:r>
     </w:p>
     <w:p>
@@ -560,7 +560,7 @@
         <w:rPr>
           <w:rFonts w:ascii="Malgun Gothic" w:hAnsi="Malgun Gothic" w:eastAsia="맑은 고딕"/>
         </w:rPr>
-        <w:t>혈장, 근육, 간, 신장, 지방 조직에서의 예측 분포 동역학입니다. 조직 대 혈장 분배계수는 Rodgers-Rowland 분배 방식에, 크리조티닙과 게피티닙 같은 염기성 친유성 약물에는 Schmitt 2008의 리소좀 이온 트랩핑을 추가로 적용했습니다.</w:t>
+        <w:t>탈산소 HbS의 중합에서 시작해 용혈, 산화질소 소모, 내피 활성화, 혈관폐색성 발작으로 이어지는 사슬을 모델링했습니다. 하이드록시유레아, 복셀로토르, 크리잔리주맙, L-글루타민을 담았고, 혈색소와 태아혈색소 비율, 혈관폐색 빈도를 주요 임상시험으로 보정했습니다. 스물네 개의 미분방정식과 거듭제곱 조혈 되먹임을 포함합니다.</w:t>
       </w:r>
     </w:p>
     <w:p>
@@ -574,7 +574,7 @@
           <w:color w:val="163A5F"/>
           <w:sz w:val="23"/>
         </w:rPr>
-        <w:t>[슬라이드 23] 결과 2 — 질환 상태 칩이 노출 변화를 예측하다</w:t>
+        <w:t>[슬라이드 23] 심층 사례 — 다발골수종</w:t>
       </w:r>
     </w:p>
     <w:p>
@@ -585,7 +585,7 @@
         <w:rPr>
           <w:rFonts w:ascii="Malgun Gothic" w:hAnsi="Malgun Gothic" w:eastAsia="맑은 고딕"/>
         </w:rPr>
-        <w:t>재파라미터화 없이 동일한 PBPK 파이프라인을 두 개의 질환 상태 칩 arm에 그대로 적용했습니다. DSS 대장염 칩에서는 게피티닙 AUC가 0.49배로 감소했는데 이는 장 우세 기전이며, 시스플라틴 손상 칩에서는 심바스타틴 AUC가 2.19배로 증가했는데 이는 간 우세 기전입니다. 하나의 플랫폼이 장 국소 효과와 간 국소 효과를 구분해 낸 것입니다. 임상적으로는, 표준 용량 게피티닙이 염증성 장질환을 동반한 비소세포폐암 환자에서 치료 용량에 미달할 수 있고, 심바스타틴과 시스플라틴 병용은 횡문근융해 위험 때문에 전향적 약동학 연구가 필요함을 시사합니다.</w:t>
+        <w:t>골수 형질세포 클론의 단클론 단백 분비, 인터루킨 식스 자가분비 성장, RANKL-OPG 불균형에 의한 골 질환을 모델링했습니다. 프로테아솜 억제제, 레날리도마이드, 다라투무맙, 베네토클락스, 졸레드론산을 담았고, M단백과 유리경쇄를 여러 표준 병용요법으로 추적합니다. 로지스틱 성장에 내성 클론과 표적 매개 분포를 결합한 종양학의 대표 사례입니다.</w:t>
       </w:r>
     </w:p>
     <w:p>
@@ -599,7 +599,7 @@
           <w:color w:val="163A5F"/>
           <w:sz w:val="23"/>
         </w:rPr>
-        <w:t>[슬라이드 24] 결과 2 — 노출 변화가 국소화되는 지점</w:t>
+        <w:t>[슬라이드 24] 대표 사례 — 메리고릭스, 실제로 살아있는 약물-질환 모델</w:t>
       </w:r>
     </w:p>
     <w:p>
@@ -610,7 +610,7 @@
         <w:rPr>
           <w:rFonts w:ascii="Malgun Gothic" w:hAnsi="Malgun Gothic" w:eastAsia="맑은 고딕"/>
         </w:rPr>
-        <w:t>(a) DSS 대장염 칩에서 게피티닙은 장 투과도가 7배 감소하며 AUC 비율 0.49배, 경구 생체이용률이 0.80에서 0.50으로 떨어졌습니다. (b) 생체이용률을 분해하면 흡수분율과 간 대사분율은 거의 변화가 없고, 변화는 거의 전적으로 장 대사분율에 국한됩니다. 즉 장 국소적 현상입니다. (c) 시스플라틴 손상 칩에서 심바스타틴은 신장 투과도가 40배, 간 Kpuu가 2배 감소하며 AUC 비율 2.19배, 생체이용률이 0.038에서 0.076으로 상승했습니다. (d) 이를 이끈 것은 전신 청소율은 거의 불변인 반면 간 Kpuu가 절반으로, 신장·간 투과도가 크게 감소한 것으로, OATP1B1 억제와 부합하는 간 국소적 전신 효과입니다.</w:t>
+        <w:t>메리고릭스는 자궁내막증을 위한 경구 성선자극호르몬분비호르몬 길항제로, 황체형성호르몬과 난포자극호르몬을 낮추어 에스트라디올을 억제하고 병변과 통증을 줄입니다. 이가구획 약동학과 시상하부-뇌하수체-생식샘 축 약력학을 결합했고, 통증과 병변 크기, 안면홍조, 골밀도, 자궁내막 두께까지 하나의 미분방정식 계로 묶었습니다. 화면 하단의 주소로 실제 배포된 대시보드에 지금 바로 접속하실 수 있습니다.</w:t>
       </w:r>
     </w:p>
     <w:p>
@@ -624,7 +624,7 @@
           <w:color w:val="163A5F"/>
           <w:sz w:val="23"/>
         </w:rPr>
-        <w:t>[슬라이드 25] 플랫폼이 아직 보완해야 할 부분</w:t>
+        <w:t>[슬라이드 25] 메리고릭스 — 에스트로겐 역치 절충</w:t>
       </w:r>
     </w:p>
     <w:p>
@@ -635,7 +635,7 @@
         <w:rPr>
           <w:rFonts w:ascii="Malgun Gothic" w:hAnsi="Malgun Gothic" w:eastAsia="맑은 고딕"/>
         </w:rPr>
-        <w:t>정직하게 한계도 말씀드립니다. 투과도 측정은 점액층과 연동운동이 없다는 한계가 있어 흡수분율에 2배 이내의 오차를 유발할 수 있고, 공학적 점액과 기계적 신축 자극으로 보완할 수 있습니다. 간고유청소율은 HepaRG 2차원 배양의 CYP3A4 활성이 생체의 약 10퍼센트에 불과해 문헌 범위의 보정인자를 적용했으며, 스페로이드 배양이나 1차 간세포로 개선할 수 있습니다. Kpuu는 확산과 능동수송을 분리할 수 없어 Varma의 단순화를 사용했고, 신장 분비청소율은 RPTEC의 OAT1/3 활성이 생체의 약 1퍼센트에 불과해 1차 근위세뇨관 세포나 OAT 도입 RPTEC이 필요합니다. 질환 상태 변화는 환자 임상 약동학 자료가 부족해 방향성만 문헌과 비교했으며, 염증성 장질환·급성 신손상 코호트에서의 전향적 임상 약동학 연구가 로드맵입니다.</w:t>
+        <w:t>에스트라디올을 너무 적게 억제하면 증상 완화가 없고 너무 많이 억제하면 안면홍조와 골 소실이 옵니다. 이번 시뮬레이션에서는 통증이 삼점일에서 일점일로, 병변이 십팔점오에서 오점삼 밀리미터로 줄었지만 골밀도는 일점이이 퍼센트 감소하고 안면홍조는 늘었습니다. QSP는 이런 임상적 절충을 조절 가능한 최적화 문제로 바꿉니다.</w:t>
       </w:r>
     </w:p>
     <w:p>
@@ -649,7 +649,7 @@
           <w:color w:val="163A5F"/>
           <w:sz w:val="23"/>
         </w:rPr>
-        <w:t>[슬라이드 26] 사례 연구 — 결론</w:t>
+        <w:t>[슬라이드 26] 갤러리 — 라이브러리의 일부</w:t>
       </w:r>
     </w:p>
     <w:p>
@@ -660,7 +660,7 @@
         <w:rPr>
           <w:rFonts w:ascii="Malgun Gothic" w:hAnsi="Malgun Gothic" w:eastAsia="맑은 고딕"/>
         </w:rPr>
-        <w:t>상향식 MPS-PBPK는 사람의 임상 약동학 데이터를 전혀 사용하지 않고도, 기전이 서로 다른 여섯 약물, 스물네 건의 임상 관측치 전부를 4배 이내로 예측했습니다. 세 기준의 기전 기반 RAF 규칙은 모호했던 스케일링 결정을 객관적이고 반증 가능한 검사로 바꾸어, 일괄 9.7배에서 선택적 1.85배로 개선했습니다. 동일한 파이프라인이 질환 상태 칩에서 장 국소적 변화와 간 국소적 변화를 구분해 내어, 평소 1상에서 제외되는 염증성 장질환과 급성 신손상 동반 환자에 대한 가설을 생성합니다. 전체 구현은 오픈소스 파이썬이며, 여섯 약물 전체 시뮬레이션이 노트북에서 오 분 이내에 끝납니다. 이 작업은 동물·임상 약동학을 대체하는 것이 아니라 보완하는 것입니다.</w:t>
+        <w:t>종양학, 자가면역, 심혈관, 신장, 대사, 신경, 희귀질환까지 걸친 기계론적 지도 중 일부입니다. 각각이 한 번의 자율적 빌드로 만들어진 결과물입니다.</w:t>
       </w:r>
     </w:p>
     <w:p>
@@ -674,7 +674,7 @@
           <w:color w:val="163A5F"/>
           <w:sz w:val="23"/>
         </w:rPr>
-        <w:t>[슬라이드 27] 우리의 노력 (전환)</w:t>
+        <w:t>[슬라이드 27] 이것이 여러분의 칩 프로그램에 직접 어떻게 도움이 되는가</w:t>
       </w:r>
     </w:p>
     <w:p>
@@ -685,7 +685,7 @@
         <w:rPr>
           <w:rFonts w:ascii="Malgun Gothic" w:hAnsi="Malgun Gothic" w:eastAsia="맑은 고딕"/>
         </w:rPr>
-        <w:t>이 사례 연구가 보여준 기전을, 이론이 아니라 지금 당장 쓸 수 있는 도구로 만들기 위해 저희가 해 온 노력을 소개해 드리겠습니다.</w:t>
+        <w:t>사이토카인, 수송체, 수용체, 혹은 질환을 대상으로 칩을 만들고 계신다면 이미 관련 QSP 모델이 존재할 가능성이 높습니다. 칩 실험을 설계하기 전 연구 가설을 얻는 데 쓰시거나, 오늘 뒤에 보여드릴 저희 사례처럼 여러분 자신의 칩-PBPK 다리 위에 얹을 질환 계층으로 활용하실 수 있습니다. 258개 모델을 전부 다루시라는 것이 아니라, 여러분이 이미 다루는 분자와 약물, 질환의 translation을 가속하는 플랫폼이 되는 것이 목표입니다.</w:t>
       </w:r>
     </w:p>
     <w:p>
@@ -699,7 +699,7 @@
           <w:color w:val="163A5F"/>
           <w:sz w:val="23"/>
         </w:rPr>
-        <w:t>[슬라이드 28] 칩 데이터에서 사람 관련성으로</w:t>
+        <w:t>[슬라이드 28] 완전히 개방됨</w:t>
       </w:r>
     </w:p>
     <w:p>
@@ -710,7 +710,7 @@
         <w:rPr>
           <w:rFonts w:ascii="Malgun Gothic" w:hAnsi="Malgun Gothic" w:eastAsia="맑은 고딕"/>
         </w:rPr>
-        <w:t>이 사례 연구가 보여주는 핵심은, 칩이 만들어낸 데이터가 PBPK와 QSP를 거치면서 비로소 사람과의 관련성, human relevance를 크게 획득하고, 결과적으로 사람에 대한 예측력을 극적으로 높인다는 것입니다. 이것은 하나의 플랫폼에 국한된 이야기가 아니라, 모든 MPS 프로그램이 받아들일 수 있는 일반적인 원리입니다.</w:t>
+        <w:t>github.com/pipetcpt/qsp 에서 모든 기계론적 지도, 미분방정식 모델, Shiny 대시보드, 참고문헌을 커밋 단위로 공개하고 있습니다. 매 슬라이드 우측 상단의 QR코드가 바로 이 저장소로 연결됩니다.</w:t>
       </w:r>
     </w:p>
     <w:p>
@@ -724,7 +724,7 @@
           <w:color w:val="163A5F"/>
           <w:sz w:val="23"/>
         </w:rPr>
-        <w:t>[슬라이드 29] 우리의 노력: 258개 모델의 열린 QSP 라이브러리</w:t>
+        <w:t>[슬라이드 29] 앞으로의 방향: 브라우저 기반 PBPK/QSP 플랫폼</w:t>
       </w:r>
     </w:p>
     <w:p>
@@ -735,7 +735,7 @@
         <w:rPr>
           <w:rFonts w:ascii="Malgun Gothic" w:hAnsi="Malgun Gothic" w:eastAsia="맑은 고딕"/>
         </w:rPr>
-        <w:t>이 원리를 이론이 아니라 즉시 쓸 수 있게 만들기 위해, 저희 연구팀은 지난 한 해 동안 자율적인 거대언어모델 기반 파이프라인을 통해 질환 하나하나에 대한 개방적이고 표준화된 QSP 모델 라이브러리를 만들어 왔습니다. 현재 258개의 질환 모델, 약 열여덟 개 치료 영역, 259개의 mrgsolve 미분방정식 시스템, 약 3,100개의 경로 클러스터, 약 12,800편의 PubMed 참고문헌이 있으며, 지금도 거의 매일 하나씩 늘어나고 있습니다.</w:t>
+        <w:t>복잡한 미분방정식 시스템은 실질적인 진입장벽입니다. 설치 없이 브라우저만으로 질환이나 표적, 약물로 검색하고, 지도와 미분방정식 구조를 둘러보고, 용량을 바꿔 즉시 그래프를 보는 간단한 시뮬레이션을 돌리고, 그 파라미터를 여러분의 워크플로로 내보낼 수 있는 웹 플랫폼을 만들고자 합니다.</w:t>
       </w:r>
     </w:p>
     <w:p>
@@ -749,7 +749,7 @@
           <w:color w:val="163A5F"/>
           <w:sz w:val="23"/>
         </w:rPr>
-        <w:t>[슬라이드 30] 각 모델에 들어 있는 것</w:t>
+        <w:t>[슬라이드 30] 칩에서 나온 숫자를 신뢰하기 위한 전제조건</w:t>
       </w:r>
     </w:p>
     <w:p>
@@ -760,7 +760,7 @@
         <w:rPr>
           <w:rFonts w:ascii="Malgun Gothic" w:hAnsi="Malgun Gothic" w:eastAsia="맑은 고딕"/>
         </w:rPr>
-        <w:t>라이브러리의 모든 모델은 네 가지 산출물을 일관되게 제공합니다. Graphviz로 그린 기계론적 지도, 즉 경로에서 표적, 질환으로 이어지는 지도, 약물 약동학과 질환 약력학을 결합한 mrgsolve 미분방정식 모델로 열다섯에서 서른다섯 개 이상의 상태변수를 가지며, 환자 프로파일과 PK, 종말점, 시나리오를 보여주는 인터랙티브 Shiny 대시보드, 그리고 모든 파라미터에 근거를 제공하는 모델당 약 오십 편의 정리된 참고문헌입니다. 이것은 바로 여러분의 칩 데이터가 연결되어야 할 구조, 즉 PK 상태, PD 상태, 질환 궤적과 정확히 같은 구조입니다.</w:t>
+        <w:t>칩 숫자가 PBPK, QSP 모델 안에서 신뢰받으려면 네 가지를 점검해야 합니다. 플라스틱 흡착 같은 칩 특유의 거동, 세포 수 스케일링, 남겨 둔 임상 데이터로의 검증, 그리고 숫자를 맞추기 위한 임의적 맞춤이 아닌 명시적이고 반증 가능한 보정 규칙입니다. 지금부터 보여드릴 저희 사례 연구는 바로 이 원칙이 실제로 가능한지 시험하기 위해 설계되었습니다.</w:t>
       </w:r>
     </w:p>
     <w:p>
@@ -774,7 +774,7 @@
           <w:color w:val="163A5F"/>
           <w:sz w:val="23"/>
         </w:rPr>
-        <w:t>[슬라이드 31] 이것이 여러분의 칩 프로그램에 어떻게 직접 도움이 되는가</w:t>
+        <w:t>[슬라이드 31] 저희의 사례 연구: 장-간-신장 MPS + PBPK</w:t>
       </w:r>
     </w:p>
     <w:p>
@@ -785,7 +785,7 @@
         <w:rPr>
           <w:rFonts w:ascii="Malgun Gothic" w:hAnsi="Malgun Gothic" w:eastAsia="맑은 고딕"/>
         </w:rPr>
-        <w:t>사이토카인 하나, 수송체 하나, 수용체 하나, 혹은 특정 질환을 대상으로 칩을 만들고 계신다면, 이 라이브러리에는 그 대상에 대한 기계론적 지도와 미분방정식, 관련 약물까지 포함한 QSP 모델이 이미 존재할 가능성이 매우 높습니다. 이것을 칩 실험을 설계하기 전에 연구 아이디어를 얻는 데 쓰실 수 있고, 오늘 사례 연구처럼 여러분 자신의 칩-PBPK 다리 위에 얹을 PD, 질환 계층으로 활용하실 수도 있습니다. 물론 258개 모델 전부를 복잡하게 다 쓰시라는 것은 아닙니다. 이 라이브러리의 목표는, 여러분이 이미 다루고 계신 분자, 약물, 사이토카인, 질환의 translation을 극적으로 가속하는 플랫폼이 되는 것입니다.</w:t>
+        <w:t>모듈형 장-간-신장 MPS를 공유 배지 순환으로 연결하고, 칩에서 맞춘 파라미터를 전신 PBPK로 전파했습니다. 사람의 약동학 데이터는 예측 과정에 전혀 들어가지 않으며, 여섯 개 약물, 스물네 건의 임상 관측치 전부를 사후 검증에만 사용했습니다. 전체 AUC GMFE는 1.85배, 스물네 건 모두가 4배 이내였습니다.</w:t>
       </w:r>
     </w:p>
     <w:p>
@@ -799,7 +799,7 @@
           <w:color w:val="163A5F"/>
           <w:sz w:val="23"/>
         </w:rPr>
-        <w:t>[슬라이드 32] 갤러리 — 라이브러리의 일부</w:t>
+        <w:t>[슬라이드 32] 모델이 사람 약동학을 잘 예측한다</w:t>
       </w:r>
     </w:p>
     <w:p>
@@ -810,7 +810,7 @@
         <w:rPr>
           <w:rFonts w:ascii="Malgun Gothic" w:hAnsi="Malgun Gothic" w:eastAsia="맑은 고딕"/>
         </w:rPr>
-        <w:t>종양학, 자가면역질환, 심혈관, 신장, 대사, 신경, 희귀질환까지 걸쳐 있는 기계론적 지도 중 일부를 모아 보았습니다. 각각이 한 번의 자율적 빌드로 만들어진 결과물입니다.</w:t>
+        <w:t>이 그래프가 오늘 발표에서 유일하게 사용하는 원본 그림입니다. 왼쪽은 예측 대 관측 AUC로 GMFE 1.85배, 2배 이내 열다섯 건, 4배 이내 스물네 건 전부입니다. 오른쪽은 Cmax로 GMFE 2.55배입니다. 여섯 가지 서로 다른 기전의 약물 모두에서 이 정도의 일치를 얻었습니다.</w:t>
       </w:r>
     </w:p>
     <w:p>
@@ -824,7 +824,7 @@
           <w:color w:val="163A5F"/>
           <w:sz w:val="23"/>
         </w:rPr>
-        <w:t>[슬라이드 33] 완전히 개방됨 — 모든 코드</w:t>
+        <w:t>[슬라이드 33] 작동 방식, 간단히</w:t>
       </w:r>
     </w:p>
     <w:p>
@@ -835,7 +835,7 @@
         <w:rPr>
           <w:rFonts w:ascii="Malgun Gothic" w:hAnsi="Malgun Gothic" w:eastAsia="맑은 고딕"/>
         </w:rPr>
-        <w:t>github.com/pipetcpt/qsp 에서 모든 기계론적 지도, 모든 미분방정식 모델, 모든 Shiny 대시보드, 모든 참고문헌 목록을 커밋 단위로 공개적으로 버전 관리하고 있습니다. 그대로 내려받아 모델을 실행하시거나, 여러분의 칩이 다루는 생물학에 맞게 고쳐 쓰시거나, 그냥 둘러보며 아이디어를 얻으셔도 좋습니다.</w:t>
+        <w:t>서른세 개 상태의 미분방정식이 칩의 재순환 루프를 닫아 약물 동태를 피팅하고, 열 개 구획의 관류 제한 PBPK가 Rodgers-Rowland 분배와 Varma 청소율, ACAT 흡수 모델로 전신을 표현합니다. 핵심은 반증 가능한 보정 규칙으로, CYP3A4 기여도가 90퍼센트 이상이고 담즙 청소율이 낮고 간 흡수가 아직 반영되지 않았을 때만 보정 인자를 적용합니다. 일괄 적용시 GMFE 9.7배였지만 선택적 규칙 적용으로 1.85배까지 개선되었습니다. 입력은 물리화학적 성질뿐이며, 질환 상태 확장에서는 영향받지 않은 장기 파라미터를 고정하고 동일한 파이프라인을 재파라미터화 없이 그대로 적용합니다.</w:t>
       </w:r>
     </w:p>
     <w:p>
@@ -849,7 +849,7 @@
           <w:color w:val="163A5F"/>
           <w:sz w:val="23"/>
         </w:rPr>
-        <w:t>[슬라이드 34] 앞으로의 방향: 브라우저 기반 PBPK/QSP 플랫폼</w:t>
+        <w:t>[슬라이드 34] 검증 결과 — 24건, 6개 약물</w:t>
       </w:r>
     </w:p>
     <w:p>
@@ -860,7 +860,7 @@
         <w:rPr>
           <w:rFonts w:ascii="Malgun Gothic" w:hAnsi="Malgun Gothic" w:eastAsia="맑은 고딕"/>
         </w:rPr>
-        <w:t>복잡한 미분방정식 시스템은 실제로 진입장벽이 됩니다. 제가 앞으로 만들고 싶은 것은, 설치 없이 브라우저만으로 질환이나 표적, 약물, 사이토카인으로 검색하고, 기계론적 지도와 미분방정식 구조를 둘러보고, 용량이나 파라미터를 바꿔 즉시 그래프를 확인하는 간단한 시뮬레이션을 돌리고, 그 파라미터를 여러분 자신의 PBPK, QSP, 혹은 칩-다리 워크플로로 내보낼 수 있는 웹 플랫폼입니다. 화면에 보이는 것은 그 개념을 보여주는 목업입니다.</w:t>
+        <w:t>항피린, 벤질페니실린, 테스토스테론, 크리조티닙, 게피티닙, 심바스타틴까지 서로 다른 기전의 여섯 약물 모두에서 일관된 성능을 보였고, 전체 GMFE는 1.85배, 4배 이내가 스물네 건 전부였습니다. 이는 산업 표준 PBPK 플랫폼의 2배에서 5배 벤치마크 범위 안에 듭니다.</w:t>
       </w:r>
     </w:p>
     <w:p>
@@ -874,7 +874,7 @@
           <w:color w:val="163A5F"/>
           <w:sz w:val="23"/>
         </w:rPr>
-        <w:t>[슬라이드 35] 결론과 열린 초대</w:t>
+        <w:t>[슬라이드 35] 질환 상태 확장, 한계, 그리고 그 의미</w:t>
       </w:r>
     </w:p>
     <w:p>
@@ -885,7 +885,7 @@
         <w:rPr>
           <w:rFonts w:ascii="Malgun Gothic" w:hAnsi="Malgun Gothic" w:eastAsia="맑은 고딕"/>
         </w:rPr>
-        <w:t>Organ-on-chip은 진정으로 사람과 관련성 있는 생물학을 만들어내지만, 그것이 의사결정에 쓸 수 있는, 사람을 예측하는 근거가 되려면 비구획 분석과 PBPK, QSP 같은 임상약리학이 필요합니다. 저희의 장-간-신장 사례 연구는 이것이 임상 약동학 데이터 없이도 가능하며, 질환 상태 칩으로도 확장됨을 보여줍니다. 그리고 저희의 258개 모델 QSP 라이브러리는 NAMs와 MPS 커뮤니티가 이 원리를 처음부터 새로 만들 필요 없이 지금 바로 채택할 수 있도록 존재합니다. 이 프로젝트는 완전히 열려 있습니다. Organ-on-chip을 만들고 계시고 PBPK, QSP 다리가 필요하시거나, 함께 발전시킬 질환 모델을 찾으신다면 기꺼이 함께 연구하고 싶습니다.</w:t>
+        <w:t>DSS 대장염 칩에서 게피티닙 AUC는 0.49배로 감소했는데 이는 장 국소적 현상이고, 시스플라틴 손상 칩에서 심바스타틴 AUC는 2.19배로 증가했는데 이는 간 국소적 현상으로 OATP1B1 억제와 부합합니다. 동일한 파이프라인이 장과 간의 국소적 변화를 구분해 내어, 평소 1상에서 제외되는 환자군에 대한 가설을 생성합니다. 한계로는 점액층 부재, HepaRG의 낮은 CYP3A4 활성, 환자 임상 자료 부족이 있으며, 오픈소스 파이썬 구현은 노트북에서 오 분 이내에 재현됩니다. 이 작업은 동물, 임상 약동학을 대체하는 것이 아니라 보완하는 것입니다.</w:t>
       </w:r>
     </w:p>
     <w:p>
@@ -899,7 +899,7 @@
           <w:color w:val="163A5F"/>
           <w:sz w:val="23"/>
         </w:rPr>
-        <w:t>[슬라이드 36] 주요 참고문헌</w:t>
+        <w:t>[슬라이드 36] 결론과 열린 초대</w:t>
       </w:r>
     </w:p>
     <w:p>
@@ -910,7 +910,7 @@
         <w:rPr>
           <w:rFonts w:ascii="Malgun Gothic" w:hAnsi="Malgun Gothic" w:eastAsia="맑은 고딕"/>
         </w:rPr>
-        <w:t>주요 참고문헌 목록입니다. Kola와 Landis의 2004년 Nature Reviews Drug Discovery 논문부터, Huh 등의 2010년 Science 논문, Bhatia와 Ingber의 2014년 Nature Biotechnology 총설, Rodgers와 Rowland의 조직 분배 방법론, Varma의 확장 청소율 방법론, Mathialagan의 신장 수송체 문헌까지, 오늘 발표에 사용된 모든 방법론적 근거가 여기에 있습니다.</w:t>
+        <w:t>Organ-on-chip은 진정으로 사람과 관련성 있는 생물학을 만들어내지만, 그것이 의사결정에 쓸 수 있는 근거가 되려면 임상약리학이 필요합니다. 저희의 장-간-신장 사례는 이것이 임상 약동학 데이터 없이도 가능함을 보여주고, 258개 모델 QSP 라이브러리는 이 커뮤니티가 이 원리를 처음부터 새로 만들 필요 없이 지금 채택할 수 있도록 존재합니다. 이 프로젝트는 완전히 열려 있으며, 함께 연구하고 싶습니다.</w:t>
       </w:r>
     </w:p>
     <w:p>
@@ -924,7 +924,7 @@
           <w:color w:val="163A5F"/>
           <w:sz w:val="23"/>
         </w:rPr>
-        <w:t>[슬라이드 37] 감사의 말 및 자료 공개</w:t>
+        <w:t>[슬라이드 37] 주요 참고문헌</w:t>
       </w:r>
     </w:p>
     <w:p>
@@ -935,7 +935,7 @@
         <w:rPr>
           <w:rFonts w:ascii="Malgun Gothic" w:hAnsi="Malgun Gothic" w:eastAsia="맑은 고딕"/>
         </w:rPr>
-        <w:t>칩 실험은 가톨릭대학교, 홍익대학교, 그리고 다닌바이오의 연구 파트너들과의 협력으로 수행되었습니다. 구현은 NumPy와 SciPy 기반의 오픈소스 파이썬이며, 입력 CSV와 시뮬레이션 결과는 출판 시점에 공개됩니다. 여섯 약물, 스물네 건 전체 예측은 노트북에서 오 분 이내에 재현 가능합니다. 258개 모델 QSP 라이브러리 역시 github.com/pipetcpt/qsp 에서 공개적으로 이용하실 수 있습니다.</w:t>
+        <w:t>DiMasi와 Landis, Kola의 신약개발 경제성 논문부터, Huh 등의 2010년 Science organ-on-chip 논문, Bhatia와 Ingber의 총설, Rodgers-Rowland의 조직 분배 방법론, Varma의 청소율 방법론까지 오늘 발표의 방법론적 근거입니다.</w:t>
       </w:r>
     </w:p>
     <w:p>
@@ -960,7 +960,7 @@
         <w:rPr>
           <w:rFonts w:ascii="Malgun Gothic" w:hAnsi="Malgun Gothic" w:eastAsia="맑은 고딕"/>
         </w:rPr>
-        <w:t>한승필, 의학박사이자 이학박사, 가톨릭대학교 의과대학 부교수입니다. 가톨릭대학교 의과대학 약리학교실, 가톨릭대학교 임상약리학과 겸 서울성모병원, 그리고 PIPET 약동학연구소에 소속되어 있습니다. 이메일은 shan 골뱅이 catholic.ac.kr이고, 화면의 QR코드로 오늘 소개해 드린 오픈소스 QSP 라이브러리에 바로 접속하실 수 있습니다. 경청해 주셔서 감사합니다. 질문과 협업 모두 환영합니다.</w:t>
+        <w:t>한승필, 가톨릭대학교 의과대학 부교수입니다. 약리학교실과 임상약리학과 겸 서울성모병원, PIPET 약동학연구소 소속입니다. 이메일은 shan 골뱅이 catholic.ac.kr이고, QR코드로 오픈소스 QSP 라이브러리에 바로 접속하실 수 있습니다. 경청해 주셔서 감사합니다. 질문과 협업 모두 환영합니다.</w:t>
       </w:r>
     </w:p>
     <w:sectPr>

--- a/talks/kbcs2026/script_ko.docx
+++ b/talks/kbcs2026/script_ko.docx
@@ -9,7 +9,7 @@
           <w:b/>
           <w:sz w:val="26"/>
         </w:rPr>
-        <w:t>Advancing Drug Discovery and Development through Clinical Pharmacological Approaches on Organs-on-Chips — 발표 대본 (KBCS 2026, 38 슬라이드, 2026-07 개정판)</w:t>
+        <w:t>Advancing Drug Discovery and Development through Clinical Pharmacological Approaches on Organs-on-Chips — 발표 대본 (KBCS 2026, 46 슬라이드, 2026-07 개정판)</w:t>
       </w:r>
     </w:p>
     <w:p/>
@@ -60,7 +60,7 @@
         <w:rPr>
           <w:rFonts w:ascii="Malgun Gothic" w:hAnsi="Malgun Gothic" w:eastAsia="맑은 고딕"/>
         </w:rPr>
-        <w:t>오늘은 먼저 전임상 시스템이 왜 계속 번역에 실패하는지 짚고, 칩 신호를 사람 예측으로 바꾸는 다리인 QSP와 PBPK, 즉 임상약리학을 설명드리겠습니다. 이어서 저희가 만든 자율 LLM 기반의 개방형 QSP 라이브러리, 현재 258개 질환을 소개하고, 그 안에서 약물과 질환이 잘 결합된 사례를 다수 보여드린 뒤, 저희가 직접 수행한 장-간-신장 칩과 PBPK 결합 연구를 압축해서 말씀드리고, 마지막으로 앞으로의 웹 플랫폼 구상까지 다루겠습니다.</w:t>
+        <w:t>오늘은 먼저 NAM, 즉 새로운 접근 방법론의 신호가 임상적 의미로 번역되는 과정에서 임상약리학이 차지하는 위치를 짚고, 전임상 시스템이 왜 계속 번역에 실패하는지, QSP와 PBPK가 어떻게 그 다리가 되는지 설명드리겠습니다. 이어서 저희가 만든 자율 LLM 기반의 개방형 QSP 라이브러리, 현재 258개 질환을 소개하고, 열두 가지 사례와 여섯 가지 심층 사례를 포함해 약물과 질환이 잘 결합된 사례를 다수 보여드린 뒤, 저희가 직접 수행한 장-간-신장 칩과 PBPK 결합 연구를 압축해서 말씀드리고, 마지막으로 앞으로의 웹 플랫폼 구상까지 다루겠습니다.</w:t>
       </w:r>
     </w:p>
     <w:p>
@@ -99,7 +99,7 @@
           <w:color w:val="163A5F"/>
           <w:sz w:val="23"/>
         </w:rPr>
-        <w:t>[슬라이드 4] Organ-on-chip과 빠져 있는 계층</w:t>
+        <w:t>[슬라이드 4] NAM 번역 고리 — 임상약리학의 위치</w:t>
       </w:r>
     </w:p>
     <w:p>
@@ -110,7 +110,7 @@
         <w:rPr>
           <w:rFonts w:ascii="Malgun Gothic" w:hAnsi="Malgun Gothic" w:eastAsia="맑은 고딕"/>
         </w:rPr>
-        <w:t>MPS, organ-on-chip은 생리학적으로 타당한 조건에서 인체 조직 구조를 재현하여, 사람 최초 투여 이전에 약물 거동을 들여다볼 수 있는 진정으로 인간 유사한 플랫폼입니다. 그러나 칩이 주는 것은 농도-시간 프로파일과 단일 혹은 다장기 읽기 값일 뿐이고, 용량 결정에 필요한 것은 청소율과 조직 분포, 표적 결합, 그리고 무엇보다 칩 웰이 아니라 사람의 전신입니다. 비구획 분석과 PBPK, QSP 같은 임상약리학이 바로 그 다리이며, 이것이 오늘 발표 전체의 주제입니다.</w:t>
+        <w:t>2025년 Clinical Pharmacology &amp; Therapeutics에 실린 Cao의 총설은 오가노이드, organ-on-chip, 2·3차원 배양, in silico 같은 새로운 접근 방법론, NAM이 만들어내는 신호가 데이터 과학·AI/ML 도구를 거쳐 생물학적·임상적 데이터셋으로 연결되는 순환 고리를 제시합니다. 그런데 이 고리에서 조건별 사용 맥락을 규제기관이 인정할 임상적 의미로 자격을 부여하고 번역하는 단계는 AI/ML 패턴 매칭이 아니라 PBPK, QSP 같은 기전 기반 모델이 담당합니다. 임상약리학은 이 순환 고리의 장식이 아니라 핵심 축입니다.</w:t>
       </w:r>
     </w:p>
     <w:p>
@@ -124,7 +124,32 @@
           <w:color w:val="163A5F"/>
           <w:sz w:val="23"/>
         </w:rPr>
-        <w:t>[슬라이드 5] QSP와 PBPK란 무엇인가</w:t>
+        <w:t>[슬라이드 5] 칩 곡선에서 용량 결정까지</w:t>
+      </w:r>
+    </w:p>
+    <w:p>
+      <w:pPr>
+        <w:spacing w:line="360" w:lineRule="auto" w:after="160"/>
+      </w:pPr>
+      <w:r>
+        <w:rPr>
+          <w:rFonts w:ascii="Malgun Gothic" w:hAnsi="Malgun Gothic" w:eastAsia="맑은 고딕"/>
+        </w:rPr>
+        <w:t>칩이 주는 것은 농도-시간 곡선과 단일 혹은 다장기 읽기 값, 사람 세포 기반의 기전적으로 풍부한 신호입니다. 그러나 이는 어디까지나 서술적 관찰이며, 용량 결정에는 청소율과 조직 분포, 표적 결합을 사람 전신 단위로 환산한 값이 필요합니다. 비구획 분석과 PBPK, QSP가 바로 그 다리이며, 이것이 오늘 발표 전체의 주제입니다.</w:t>
+      </w:r>
+    </w:p>
+    <w:p>
+      <w:pPr>
+        <w:spacing w:before="160" w:after="60"/>
+      </w:pPr>
+      <w:r>
+        <w:rPr>
+          <w:rFonts w:ascii="Malgun Gothic" w:hAnsi="Malgun Gothic" w:eastAsia="맑은 고딕"/>
+          <w:b/>
+          <w:color w:val="163A5F"/>
+          <w:sz w:val="23"/>
+        </w:rPr>
+        <w:t>[슬라이드 6] QSP와 PBPK란 무엇인가</w:t>
       </w:r>
     </w:p>
     <w:p>
@@ -149,7 +174,7 @@
           <w:color w:val="163A5F"/>
           <w:sz w:val="23"/>
         </w:rPr>
-        <w:t>[슬라이드 6] PBPK, QSP 모델의 해부</w:t>
+        <w:t>[슬라이드 7] PBPK, QSP 모델의 해부</w:t>
       </w:r>
     </w:p>
     <w:p>
@@ -174,7 +199,7 @@
           <w:color w:val="163A5F"/>
           <w:sz w:val="23"/>
         </w:rPr>
-        <w:t>[슬라이드 7] 반복되는 비선형 구조</w:t>
+        <w:t>[슬라이드 8] 반복되는 비선형 구조</w:t>
       </w:r>
     </w:p>
     <w:p>
@@ -199,7 +224,7 @@
           <w:color w:val="163A5F"/>
           <w:sz w:val="23"/>
         </w:rPr>
-        <w:t>[슬라이드 8] 이것이 왜 중요한가 — 모델 기반 신약개발</w:t>
+        <w:t>[슬라이드 9] 이것이 왜 중요한가 — 모델 기반 신약개발</w:t>
       </w:r>
     </w:p>
     <w:p>
@@ -224,7 +249,7 @@
           <w:color w:val="163A5F"/>
           <w:sz w:val="23"/>
         </w:rPr>
-        <w:t>[슬라이드 9] Organ-on-chip을 위한 규제의 순풍</w:t>
+        <w:t>[슬라이드 10] Organ-on-chip을 위한 규제의 순풍</w:t>
       </w:r>
     </w:p>
     <w:p>
@@ -249,7 +274,7 @@
           <w:color w:val="163A5F"/>
           <w:sz w:val="23"/>
         </w:rPr>
-        <w:t>[슬라이드 10] 병목: 전통적으로 QSP 모델 하나를 만드는 비용</w:t>
+        <w:t>[슬라이드 11] 병목: 전통적으로 QSP 모델 하나를 만드는 비용</w:t>
       </w:r>
     </w:p>
     <w:p>
@@ -274,7 +299,7 @@
           <w:color w:val="163A5F"/>
           <w:sz w:val="23"/>
         </w:rPr>
-        <w:t>[슬라이드 11] 핵심 제안: LLM 기반 모델 생성</w:t>
+        <w:t>[슬라이드 12] 핵심 제안: LLM 기반 모델 생성</w:t>
       </w:r>
     </w:p>
     <w:p>
@@ -299,7 +324,7 @@
           <w:color w:val="163A5F"/>
           <w:sz w:val="23"/>
         </w:rPr>
-        <w:t>[슬라이드 12] 클로드 코드 루틴 — 자율 일일 루프</w:t>
+        <w:t>[슬라이드 13] 클로드 코드 루틴 — 자율 일일 루프</w:t>
       </w:r>
     </w:p>
     <w:p>
@@ -324,7 +349,7 @@
           <w:color w:val="163A5F"/>
           <w:sz w:val="23"/>
         </w:rPr>
-        <w:t>[슬라이드 13] 안전장치 — LLM이 쓴 코드를 어떻게 신뢰하는가</w:t>
+        <w:t>[슬라이드 14] 안전장치 — LLM이 쓴 코드를 어떻게 신뢰하는가</w:t>
       </w:r>
     </w:p>
     <w:p>
@@ -349,7 +374,7 @@
           <w:color w:val="163A5F"/>
           <w:sz w:val="23"/>
         </w:rPr>
-        <w:t>[슬라이드 14] 왜 LLM/AI가 적합한 엔진인가</w:t>
+        <w:t>[슬라이드 15] 왜 LLM/AI가 적합한 엔진인가</w:t>
       </w:r>
     </w:p>
     <w:p>
@@ -374,7 +399,7 @@
           <w:color w:val="163A5F"/>
           <w:sz w:val="23"/>
         </w:rPr>
-        <w:t>[슬라이드 15] 각 모델에 들어 있는 것</w:t>
+        <w:t>[슬라이드 16] 각 모델에 들어 있는 것</w:t>
       </w:r>
     </w:p>
     <w:p>
@@ -399,7 +424,7 @@
           <w:color w:val="163A5F"/>
           <w:sz w:val="23"/>
         </w:rPr>
-        <w:t>[슬라이드 16] 규모: 258개 모델의 열린 QSP 라이브러리</w:t>
+        <w:t>[슬라이드 17] 규모: 258개 모델의 열린 QSP 라이브러리</w:t>
       </w:r>
     </w:p>
     <w:p>
@@ -424,7 +449,7 @@
           <w:color w:val="163A5F"/>
           <w:sz w:val="23"/>
         </w:rPr>
-        <w:t>[슬라이드 17] 적용 범위의 폭</w:t>
+        <w:t>[슬라이드 18] 적용 범위의 폭</w:t>
       </w:r>
     </w:p>
     <w:p>
@@ -449,7 +474,7 @@
           <w:color w:val="163A5F"/>
           <w:sz w:val="23"/>
         </w:rPr>
-        <w:t>[슬라이드 18] 사례 연구: 약물, 표적, 종말점</w:t>
+        <w:t>[슬라이드 19] 사례 연구: 약물, 표적, 종말점</w:t>
       </w:r>
     </w:p>
     <w:p>
@@ -474,7 +499,7 @@
           <w:color w:val="163A5F"/>
           <w:sz w:val="23"/>
         </w:rPr>
-        <w:t>[슬라이드 19] 사례 연구 — 한 가지 통찰씩 (1/2)</w:t>
+        <w:t>[슬라이드 20] 사례 연구 — 한 가지 통찰씩 (1/4)</w:t>
       </w:r>
     </w:p>
     <w:p>
@@ -499,7 +524,7 @@
           <w:color w:val="163A5F"/>
           <w:sz w:val="23"/>
         </w:rPr>
-        <w:t>[슬라이드 20] 사례 연구 — 한 가지 통찰씩 (2/2)</w:t>
+        <w:t>[슬라이드 21] 사례 연구 — 한 가지 통찰씩 (2/4)</w:t>
       </w:r>
     </w:p>
     <w:p>
@@ -524,7 +549,57 @@
           <w:color w:val="163A5F"/>
           <w:sz w:val="23"/>
         </w:rPr>
-        <w:t>[슬라이드 21] 심층 사례 — IgA 신병증</w:t>
+        <w:t>[슬라이드 22] 사례 연구 — 한 가지 통찰씩 (3/4)</w:t>
+      </w:r>
+    </w:p>
+    <w:p>
+      <w:pPr>
+        <w:spacing w:line="360" w:lineRule="auto" w:after="160"/>
+      </w:pPr>
+      <w:r>
+        <w:rPr>
+          <w:rFonts w:ascii="Malgun Gothic" w:hAnsi="Malgun Gothic" w:eastAsia="맑은 고딕"/>
+        </w:rPr>
+        <w:t>로모소주맙은 항경화소단백질 항체로 첫 열두 달 동안 골형성이 골흡수보다 앞서는 일시적 비동조 구간을 만들며, 이 창이 닫히기 전에 항흡수제로 전환하는 시점이 중요함을 모델이 보여줍니다. 에레누맙은 항CGRP수용체 항체로 느린 청소율 덕분에 월 1회 투여에도 수용체 점유율이 유지되며, 혈중 농도보다 수용체 점유율이 월간 편두통일수 감소와 더 잘 맞아떨어집니다. 두필루맙은 IL-4와 IL-13 신호를 동시에 차단하는데, IgE나 TARC 같은 바이오마커는 일찍 움직이지만 EASI로 측정하는 임상 반응은 그보다 늦게 나타납니다.</w:t>
+      </w:r>
+    </w:p>
+    <w:p>
+      <w:pPr>
+        <w:spacing w:before="160" w:after="60"/>
+      </w:pPr>
+      <w:r>
+        <w:rPr>
+          <w:rFonts w:ascii="Malgun Gothic" w:hAnsi="Malgun Gothic" w:eastAsia="맑은 고딕"/>
+          <w:b/>
+          <w:color w:val="163A5F"/>
+          <w:sz w:val="23"/>
+        </w:rPr>
+        <w:t>[슬라이드 23] 사례 연구 — 한 가지 통찰씩 (4/4)</w:t>
+      </w:r>
+    </w:p>
+    <w:p>
+      <w:pPr>
+        <w:spacing w:line="360" w:lineRule="auto" w:after="160"/>
+      </w:pPr>
+      <w:r>
+        <w:rPr>
+          <w:rFonts w:ascii="Malgun Gothic" w:hAnsi="Malgun Gothic" w:eastAsia="맑은 고딕"/>
+        </w:rPr>
+        <w:t>에미시주맙은 이중특이 항체로 8인자를 모방하는데, aPTT는 실제 지혈 효과보다 훨씬 과장되게 짧아져서, 모델링으로 트롬빈 생성량과 실제 출혈률 감소를 다시 연결해야 합니다. 에프가르티지모드는 FcRn 길항제로 총 IgG를 수일 내에 약 60퍼센트까지 낮추지만 MG-ADL 증상 개선은 그보다 지연되어 나타나며, 이는 지속이 아닌 주기적 투여 전략을 뒷받침합니다. 페글로티카제는 초기에는 요산을 효과적으로 분해하지만, PEG-uricase에 대한 항약물항체가 누적되면서 반응 소실을 예측할 수 있게 해줍니다.</w:t>
+      </w:r>
+    </w:p>
+    <w:p>
+      <w:pPr>
+        <w:spacing w:before="160" w:after="60"/>
+      </w:pPr>
+      <w:r>
+        <w:rPr>
+          <w:rFonts w:ascii="Malgun Gothic" w:hAnsi="Malgun Gothic" w:eastAsia="맑은 고딕"/>
+          <w:b/>
+          <w:color w:val="163A5F"/>
+          <w:sz w:val="23"/>
+        </w:rPr>
+        <w:t>[슬라이드 24] 심층 사례 — IgA 신병증</w:t>
       </w:r>
     </w:p>
     <w:p>
@@ -549,7 +624,7 @@
           <w:color w:val="163A5F"/>
           <w:sz w:val="23"/>
         </w:rPr>
-        <w:t>[슬라이드 22] 심층 사례 — 겸상적혈구병</w:t>
+        <w:t>[슬라이드 25] 심층 사례 — 겸상적혈구병</w:t>
       </w:r>
     </w:p>
     <w:p>
@@ -574,7 +649,7 @@
           <w:color w:val="163A5F"/>
           <w:sz w:val="23"/>
         </w:rPr>
-        <w:t>[슬라이드 23] 심층 사례 — 다발골수종</w:t>
+        <w:t>[슬라이드 26] 심층 사례 — 다발골수종</w:t>
       </w:r>
     </w:p>
     <w:p>
@@ -599,7 +674,82 @@
           <w:color w:val="163A5F"/>
           <w:sz w:val="23"/>
         </w:rPr>
-        <w:t>[슬라이드 24] 대표 사례 — 메리고릭스, 실제로 살아있는 약물-질환 모델</w:t>
+        <w:t>[슬라이드 27] 심층 사례 — 류마티스 관절염</w:t>
+      </w:r>
+    </w:p>
+    <w:p>
+      <w:pPr>
+        <w:spacing w:line="360" w:lineRule="auto" w:after="160"/>
+      </w:pPr>
+      <w:r>
+        <w:rPr>
+          <w:rFonts w:ascii="Malgun Gothic" w:hAnsi="Malgun Gothic" w:eastAsia="맑은 고딕"/>
+        </w:rPr>
+        <w:t>활막에서 IL-6, TNF, JAK 신호가 pannus 형성과 연골, 골 미란으로 이어지고, CRP는 IL-6 트랜스시그널링을 반영하는 급성기 지표입니다. 메토트렉세이트, 토실리주맙, 아달리무맙, 바리시티닙까지 담았고, DAS28과 CRP, 골 미란을 단독 및 병용요법으로 추적합니다. 열아홉 개의 미분방정식과 일곱 개 시나리오입니다.</w:t>
+      </w:r>
+    </w:p>
+    <w:p>
+      <w:pPr>
+        <w:spacing w:before="160" w:after="60"/>
+      </w:pPr>
+      <w:r>
+        <w:rPr>
+          <w:rFonts w:ascii="Malgun Gothic" w:hAnsi="Malgun Gothic" w:eastAsia="맑은 고딕"/>
+          <w:b/>
+          <w:color w:val="163A5F"/>
+          <w:sz w:val="23"/>
+        </w:rPr>
+        <w:t>[슬라이드 28] 심층 사례 — 뒤센 근이영양증</w:t>
+      </w:r>
+    </w:p>
+    <w:p>
+      <w:pPr>
+        <w:spacing w:line="360" w:lineRule="auto" w:after="160"/>
+      </w:pPr>
+      <w:r>
+        <w:rPr>
+          <w:rFonts w:ascii="Malgun Gothic" w:hAnsi="Malgun Gothic" w:eastAsia="맑은 고딕"/>
+        </w:rPr>
+        <w:t>디스트로핀 유전자 돌연변이로 단백질이 소실되면 근세포막이 약해져 만성적인 괴사와 재생이 반복되고, 결국 섬유지방 조직으로 대체되며 근력이 점진적으로 저하됩니다. 데플라자코르트, 프레드니손, 엑손 51 스키핑 항센스올리고뉴클레오타이드인 에테플리르센, HDAC 억제제인 기비노스타트를 담았고, 디스트로핀 회복률과 기능 저하 궤적을 추적합니다. 스물두 개의 미분방정식, 여섯 개 시나리오입니다.</w:t>
+      </w:r>
+    </w:p>
+    <w:p>
+      <w:pPr>
+        <w:spacing w:before="160" w:after="60"/>
+      </w:pPr>
+      <w:r>
+        <w:rPr>
+          <w:rFonts w:ascii="Malgun Gothic" w:hAnsi="Malgun Gothic" w:eastAsia="맑은 고딕"/>
+          <w:b/>
+          <w:color w:val="163A5F"/>
+          <w:sz w:val="23"/>
+        </w:rPr>
+        <w:t>[슬라이드 29] 심층 사례 — 알츠하이머병</w:t>
+      </w:r>
+    </w:p>
+    <w:p>
+      <w:pPr>
+        <w:spacing w:line="360" w:lineRule="auto" w:after="160"/>
+      </w:pPr>
+      <w:r>
+        <w:rPr>
+          <w:rFonts w:ascii="Malgun Gothic" w:hAnsi="Malgun Gothic" w:eastAsia="맑은 고딕"/>
+        </w:rPr>
+        <w:t>아밀로이드 베타의 생성과 제거 불균형이 반점 축적으로 이어지고, 시냅스와 콜린성 신경의 소실이 진행성 인지 저하를 유발하며, APOE4 유전형이 이 경과를 가속합니다. 도네페질, 메만틴, 항아밀로이드 항체인 레카네맙을 담았고, 반점 부담과 MMSE 대체 인지 점수를 유전형과 돌연변이별 시나리오로 추적합니다. 스무 개의 미분방정식, 일곱 개 시나리오입니다.</w:t>
+      </w:r>
+    </w:p>
+    <w:p>
+      <w:pPr>
+        <w:spacing w:before="160" w:after="60"/>
+      </w:pPr>
+      <w:r>
+        <w:rPr>
+          <w:rFonts w:ascii="Malgun Gothic" w:hAnsi="Malgun Gothic" w:eastAsia="맑은 고딕"/>
+          <w:b/>
+          <w:color w:val="163A5F"/>
+          <w:sz w:val="23"/>
+        </w:rPr>
+        <w:t>[슬라이드 30] 대표 사례 — 메리고릭스, 실제로 살아있는 약물-질환 모델</w:t>
       </w:r>
     </w:p>
     <w:p>
@@ -624,7 +774,7 @@
           <w:color w:val="163A5F"/>
           <w:sz w:val="23"/>
         </w:rPr>
-        <w:t>[슬라이드 25] 메리고릭스 — 에스트로겐 역치 절충</w:t>
+        <w:t>[슬라이드 31] 메리고릭스 — 에스트로겐 역치 절충</w:t>
       </w:r>
     </w:p>
     <w:p>
@@ -649,7 +799,7 @@
           <w:color w:val="163A5F"/>
           <w:sz w:val="23"/>
         </w:rPr>
-        <w:t>[슬라이드 26] 갤러리 — 라이브러리의 일부</w:t>
+        <w:t>[슬라이드 32] 갤러리 — 라이브러리의 일부</w:t>
       </w:r>
     </w:p>
     <w:p>
@@ -674,7 +824,7 @@
           <w:color w:val="163A5F"/>
           <w:sz w:val="23"/>
         </w:rPr>
-        <w:t>[슬라이드 27] 이것이 여러분의 칩 프로그램에 직접 어떻게 도움이 되는가</w:t>
+        <w:t>[슬라이드 33] 이것이 여러분의 칩 프로그램에 직접 어떻게 도움이 되는가</w:t>
       </w:r>
     </w:p>
     <w:p>
@@ -699,7 +849,7 @@
           <w:color w:val="163A5F"/>
           <w:sz w:val="23"/>
         </w:rPr>
-        <w:t>[슬라이드 28] 완전히 개방됨</w:t>
+        <w:t>[슬라이드 34] 완전히 개방됨</w:t>
       </w:r>
     </w:p>
     <w:p>
@@ -724,7 +874,7 @@
           <w:color w:val="163A5F"/>
           <w:sz w:val="23"/>
         </w:rPr>
-        <w:t>[슬라이드 29] 앞으로의 방향: 브라우저 기반 PBPK/QSP 플랫폼</w:t>
+        <w:t>[슬라이드 35] 앞으로의 방향: 브라우저 기반 PBPK/QSP 플랫폼</w:t>
       </w:r>
     </w:p>
     <w:p>
@@ -749,7 +899,7 @@
           <w:color w:val="163A5F"/>
           <w:sz w:val="23"/>
         </w:rPr>
-        <w:t>[슬라이드 30] 칩에서 나온 숫자를 신뢰하기 위한 전제조건</w:t>
+        <w:t>[슬라이드 36] 칩에서 나온 숫자를 신뢰하기 위한 전제조건</w:t>
       </w:r>
     </w:p>
     <w:p>
@@ -774,7 +924,7 @@
           <w:color w:val="163A5F"/>
           <w:sz w:val="23"/>
         </w:rPr>
-        <w:t>[슬라이드 31] 저희의 사례 연구: 장-간-신장 MPS + PBPK</w:t>
+        <w:t>[슬라이드 37] 저희의 사례 연구: 장-간-신장 MPS + PBPK</w:t>
       </w:r>
     </w:p>
     <w:p>
@@ -799,7 +949,7 @@
           <w:color w:val="163A5F"/>
           <w:sz w:val="23"/>
         </w:rPr>
-        <w:t>[슬라이드 32] 모델이 사람 약동학을 잘 예측한다</w:t>
+        <w:t>[슬라이드 38] 모델이 사람 약동학을 잘 예측한다</w:t>
       </w:r>
     </w:p>
     <w:p>
@@ -824,7 +974,7 @@
           <w:color w:val="163A5F"/>
           <w:sz w:val="23"/>
         </w:rPr>
-        <w:t>[슬라이드 33] 작동 방식, 간단히</w:t>
+        <w:t>[슬라이드 39] 작동 방식 — 칩 동태에서 전신 PBPK까지</w:t>
       </w:r>
     </w:p>
     <w:p>
@@ -835,7 +985,7 @@
         <w:rPr>
           <w:rFonts w:ascii="Malgun Gothic" w:hAnsi="Malgun Gothic" w:eastAsia="맑은 고딕"/>
         </w:rPr>
-        <w:t>서른세 개 상태의 미분방정식이 칩의 재순환 루프를 닫아 약물 동태를 피팅하고, 열 개 구획의 관류 제한 PBPK가 Rodgers-Rowland 분배와 Varma 청소율, ACAT 흡수 모델로 전신을 표현합니다. 핵심은 반증 가능한 보정 규칙으로, CYP3A4 기여도가 90퍼센트 이상이고 담즙 청소율이 낮고 간 흡수가 아직 반영되지 않았을 때만 보정 인자를 적용합니다. 일괄 적용시 GMFE 9.7배였지만 선택적 규칙 적용으로 1.85배까지 개선되었습니다. 입력은 물리화학적 성질뿐이며, 질환 상태 확장에서는 영향받지 않은 장기 파라미터를 고정하고 동일한 파이프라인을 재파라미터화 없이 그대로 적용합니다.</w:t>
+        <w:t>서른세 개 상태의 미분방정식이 칩의 재순환 루프를 닫아 약물과 대사체의 동태를 피팅하고, Kpuu,hep 항으로 OATP 유사 간 섭취를 반영합니다. 이렇게 얻은 파라미터는 열 개 구획의 관류 제한 전신 PBPK로 전달되며, Rodgers-Rowland 조직 분배, Varma 확장 청소율, ACAT 경구 흡수 모델로 사람 전신을 표현합니다. 입력은 logP, pKa, 혈장 단백 비결합률, 혈장 대 혈액비, 분자량, 용량 같은 물리화학적 성질뿐이며, 사람 임상 약동학 자료는 피팅에 전혀 쓰이지 않습니다.</w:t>
       </w:r>
     </w:p>
     <w:p>
@@ -849,7 +999,32 @@
           <w:color w:val="163A5F"/>
           <w:sz w:val="23"/>
         </w:rPr>
-        <w:t>[슬라이드 34] 검증 결과 — 24건, 6개 약물</w:t>
+        <w:t>[슬라이드 40] 작동 방식 — 반증 가능한 보정 규칙</w:t>
+      </w:r>
+    </w:p>
+    <w:p>
+      <w:pPr>
+        <w:spacing w:line="360" w:lineRule="auto" w:after="160"/>
+      </w:pPr>
+      <w:r>
+        <w:rPr>
+          <w:rFonts w:ascii="Malgun Gothic" w:hAnsi="Malgun Gothic" w:eastAsia="맑은 고딕"/>
+        </w:rPr>
+        <w:t>핵심은 반증 가능한 보정 규칙입니다. CYP3A4 기여도가 90퍼센트 이상이고, 담즙 청소율이 50퍼센트 미만이며, 간 섭취가 아직 반영되지 않은 경우에만 시험관-생체 상대활성인자, RAF를 적용합니다. 이는 곡선 맞추기가 아니라 기전에 근거한 검정입니다. 일괄 보정시 GMFE는 9.7배였지만, 이 선택적 규칙을 적용하자 1.85배까지 개선되었습니다. 질환 상태 확장에서는 영향받지 않은 장기의 파라미터를 고정한 채 동일한 파이프라인을 재파라미터화 없이 그대로 적용합니다.</w:t>
+      </w:r>
+    </w:p>
+    <w:p>
+      <w:pPr>
+        <w:spacing w:before="160" w:after="60"/>
+      </w:pPr>
+      <w:r>
+        <w:rPr>
+          <w:rFonts w:ascii="Malgun Gothic" w:hAnsi="Malgun Gothic" w:eastAsia="맑은 고딕"/>
+          <w:b/>
+          <w:color w:val="163A5F"/>
+          <w:sz w:val="23"/>
+        </w:rPr>
+        <w:t>[슬라이드 41] 검증 결과 — 24건, 6개 약물</w:t>
       </w:r>
     </w:p>
     <w:p>
@@ -874,7 +1049,7 @@
           <w:color w:val="163A5F"/>
           <w:sz w:val="23"/>
         </w:rPr>
-        <w:t>[슬라이드 35] 질환 상태 확장, 한계, 그리고 그 의미</w:t>
+        <w:t>[슬라이드 42] 질환 상태 확장: 장 국소 대 간 국소</w:t>
       </w:r>
     </w:p>
     <w:p>
@@ -885,7 +1060,7 @@
         <w:rPr>
           <w:rFonts w:ascii="Malgun Gothic" w:hAnsi="Malgun Gothic" w:eastAsia="맑은 고딕"/>
         </w:rPr>
-        <w:t>DSS 대장염 칩에서 게피티닙 AUC는 0.49배로 감소했는데 이는 장 국소적 현상이고, 시스플라틴 손상 칩에서 심바스타틴 AUC는 2.19배로 증가했는데 이는 간 국소적 현상으로 OATP1B1 억제와 부합합니다. 동일한 파이프라인이 장과 간의 국소적 변화를 구분해 내어, 평소 1상에서 제외되는 환자군에 대한 가설을 생성합니다. 한계로는 점액층 부재, HepaRG의 낮은 CYP3A4 활성, 환자 임상 자료 부족이 있으며, 오픈소스 파이썬 구현은 노트북에서 오 분 이내에 재현됩니다. 이 작업은 동물, 임상 약동학을 대체하는 것이 아니라 보완하는 것입니다.</w:t>
+        <w:t>DSS 대장염 칩에서 게피티닙의 AUC는 0.49배로 감소했는데, 이는 장 국소적 현상으로 Fg가 변하고 Fa, Fh는 그대로였습니다. 시스플라틴 손상 칩에서 심바스타틴의 AUC는 2.19배로 증가했는데, 이는 간 국소적 현상으로 Kpuu,liver가 절반으로 줄어든 것과 OATP1B1 억제가 일치했습니다. 동일한 PBPK 파이프라인이 장과 간의 국소적 변화를 구분해 내며, 평소 1상 임상시험에서 제외되는 염증성 장질환·급성신손상 동반 환자군에 대한 가설을 생성합니다.</w:t>
       </w:r>
     </w:p>
     <w:p>
@@ -899,7 +1074,32 @@
           <w:color w:val="163A5F"/>
           <w:sz w:val="23"/>
         </w:rPr>
-        <w:t>[슬라이드 36] 결론과 열린 초대</w:t>
+        <w:t>[슬라이드 43] 한계, 그리고 그 의미</w:t>
+      </w:r>
+    </w:p>
+    <w:p>
+      <w:pPr>
+        <w:spacing w:line="360" w:lineRule="auto" w:after="160"/>
+      </w:pPr>
+      <w:r>
+        <w:rPr>
+          <w:rFonts w:ascii="Malgun Gothic" w:hAnsi="Malgun Gothic" w:eastAsia="맑은 고딕"/>
+        </w:rPr>
+        <w:t>한계로는 칩에 점액층과 연동운동이 없어 투과도에 영향을 주는 점, HepaRG 2차원 배양의 CYP3A4 활성이 실제 간의 약 10퍼센트 수준인 점(RAF로 보정), RPTEC의 OAT1/3 활성이 약 1퍼센트 수준인 점, 질환 상태 환자의 임상 약동학 자료가 부족한 점이 있습니다. 오픈소스 파이썬으로 구현되어 여섯 개 약물, 스물네 건의 전체 실행이 노트북에서 오 분 이내에 재현됩니다. 이 작업은 동물, 임상 약동학 자료를 대체하는 것이 아니라 보완하는 것입니다.</w:t>
+      </w:r>
+    </w:p>
+    <w:p>
+      <w:pPr>
+        <w:spacing w:before="160" w:after="60"/>
+      </w:pPr>
+      <w:r>
+        <w:rPr>
+          <w:rFonts w:ascii="Malgun Gothic" w:hAnsi="Malgun Gothic" w:eastAsia="맑은 고딕"/>
+          <w:b/>
+          <w:color w:val="163A5F"/>
+          <w:sz w:val="23"/>
+        </w:rPr>
+        <w:t>[슬라이드 44] 결론과 열린 초대</w:t>
       </w:r>
     </w:p>
     <w:p>
@@ -924,7 +1124,7 @@
           <w:color w:val="163A5F"/>
           <w:sz w:val="23"/>
         </w:rPr>
-        <w:t>[슬라이드 37] 주요 참고문헌</w:t>
+        <w:t>[슬라이드 45] 주요 참고문헌</w:t>
       </w:r>
     </w:p>
     <w:p>
@@ -935,7 +1135,7 @@
         <w:rPr>
           <w:rFonts w:ascii="Malgun Gothic" w:hAnsi="Malgun Gothic" w:eastAsia="맑은 고딕"/>
         </w:rPr>
-        <w:t>DiMasi와 Landis, Kola의 신약개발 경제성 논문부터, Huh 등의 2010년 Science organ-on-chip 논문, Bhatia와 Ingber의 총설, Rodgers-Rowland의 조직 분배 방법론, Varma의 청소율 방법론까지 오늘 발표의 방법론적 근거입니다.</w:t>
+        <w:t>오늘 발표 전체를 관통하는 임상약리학자의 역할에 관한 Cao의 2025년 총설을 비롯해, DiMasi와 Landis, Kola의 신약개발 경제성 논문, Huh 등의 2010년 Science organ-on-chip 논문, Bhatia와 Ingber의 총설, Rodgers-Rowland의 조직 분배 방법론, Varma의 청소율 방법론까지 오늘 발표의 방법론적 근거입니다.</w:t>
       </w:r>
     </w:p>
     <w:p>
@@ -949,7 +1149,7 @@
           <w:color w:val="163A5F"/>
           <w:sz w:val="23"/>
         </w:rPr>
-        <w:t>[슬라이드 38] 연락처</w:t>
+        <w:t>[슬라이드 46] 연락처</w:t>
       </w:r>
     </w:p>
     <w:p>

--- a/talks/kbcs2026/script_ko.docx
+++ b/talks/kbcs2026/script_ko.docx
@@ -9,7 +9,7 @@
           <w:b/>
           <w:sz w:val="26"/>
         </w:rPr>
-        <w:t>Advancing Drug Discovery and Development through Clinical Pharmacological Approaches on Organs-on-Chips — 발표 대본 (KBCS 2026, 46 슬라이드, 2026-07 개정판)</w:t>
+        <w:t>Advancing Drug Discovery and Development through Clinical Pharmacological Approaches on Organs-on-Chips — 발표 대본 (KBCS 2026, 49 슬라이드, 2026-07 개정판)</w:t>
       </w:r>
     </w:p>
     <w:p/>
@@ -60,7 +60,7 @@
         <w:rPr>
           <w:rFonts w:ascii="Malgun Gothic" w:hAnsi="Malgun Gothic" w:eastAsia="맑은 고딕"/>
         </w:rPr>
-        <w:t>오늘은 먼저 NAM, 즉 새로운 접근 방법론의 신호가 임상적 의미로 번역되는 과정에서 임상약리학이 차지하는 위치를 짚고, 전임상 시스템이 왜 계속 번역에 실패하는지, QSP와 PBPK가 어떻게 그 다리가 되는지 설명드리겠습니다. 이어서 저희가 만든 자율 LLM 기반의 개방형 QSP 라이브러리, 현재 258개 질환을 소개하고, 열두 가지 사례와 여섯 가지 심층 사례를 포함해 약물과 질환이 잘 결합된 사례를 다수 보여드린 뒤, 저희가 직접 수행한 장-간-신장 칩과 PBPK 결합 연구를 압축해서 말씀드리고, 마지막으로 앞으로의 웹 플랫폼 구상까지 다루겠습니다.</w:t>
+        <w:t>오늘은 먼저 전임상 시스템이 왜 계속 번역에 실패하는지, 그리고 FDA가 어떻게 새로운 접근 방법론, NAM 쪽으로 규제의 무게중심을 옮기는지 짚고, QSP와 PBPK 같은 임상약리학이 어떻게 그 다리가 되는지 설명드리겠습니다. 이어서 저희가 만든 자율 LLM 기반의 개방형 QSP 라이브러리, 현재 258개 질환을 소개하고, 열두 가지 사례와 여섯 가지 심층 사례를 포함해 약물과 질환이 잘 결합된 사례를 다수 보여드린 뒤, 저희가 직접 수행한 장-간-신장 칩과 PBPK 결합 연구를 압축해서 말씀드리고, 마지막으로 앞으로의 웹 플랫폼 구상과 이 학회에 드리는 제안까지 다루겠습니다.</w:t>
       </w:r>
     </w:p>
     <w:p>
@@ -99,7 +99,7 @@
           <w:color w:val="163A5F"/>
           <w:sz w:val="23"/>
         </w:rPr>
-        <w:t>[슬라이드 4] NAM 번역 고리 — 임상약리학의 위치</w:t>
+        <w:t>[슬라이드 4] 규제의 전환: 동물시험 의무화에서 NAM으로</w:t>
       </w:r>
     </w:p>
     <w:p>
@@ -110,7 +110,7 @@
         <w:rPr>
           <w:rFonts w:ascii="Malgun Gothic" w:hAnsi="Malgun Gothic" w:eastAsia="맑은 고딕"/>
         </w:rPr>
-        <w:t>2025년 Clinical Pharmacology &amp; Therapeutics에 실린 Cao의 총설은 오가노이드, organ-on-chip, 2·3차원 배양, in silico 같은 새로운 접근 방법론, NAM이 만들어내는 신호가 데이터 과학·AI/ML 도구를 거쳐 생물학적·임상적 데이터셋으로 연결되는 순환 고리를 제시합니다. 그런데 이 고리에서 조건별 사용 맥락을 규제기관이 인정할 임상적 의미로 자격을 부여하고 번역하는 단계는 AI/ML 패턴 매칭이 아니라 PBPK, QSP 같은 기전 기반 모델이 담당합니다. 임상약리학은 이 순환 고리의 장식이 아니라 핵심 축입니다.</w:t>
+        <w:t>1938년 미국 식품의약품화장품법 이래, 신약은 사람에 쓰기 전 동물시험을 거치도록 법으로 강제되어 왔습니다. 2022년 FDA 현대화법 2.0은 조문의 ‘동물시험’이라는 표현을 ‘비임상시험’으로 바꾸어, 시험관내 및 인실리코 방법도 명시적으로 허용했습니다. 2025년 FDA가 발표한 전임상 안전성 연구에서의 동물시험 감축 로드맵은 단일클론항체부터 단계적으로 동물시험을 줄여, 장기적으로 동물시험이 기본이 아니라 예외가 되는 것을 목표로 제시합니다. 동물시험을 통과한 약물의 상당수가 정작 사람 임상시험에서 실패한다는 반복된 관찰이 이 정책 전환의 핵심 근거입니다.</w:t>
       </w:r>
     </w:p>
     <w:p>
@@ -124,7 +124,57 @@
           <w:color w:val="163A5F"/>
           <w:sz w:val="23"/>
         </w:rPr>
-        <w:t>[슬라이드 5] 칩 곡선에서 용량 결정까지</w:t>
+        <w:t>[슬라이드 5] Organ-on-chip에게 이것이 왜 중요한가</w:t>
+      </w:r>
+    </w:p>
+    <w:p>
+      <w:pPr>
+        <w:spacing w:line="360" w:lineRule="auto" w:after="160"/>
+      </w:pPr>
+      <w:r>
+        <w:rPr>
+          <w:rFonts w:ascii="Malgun Gothic" w:hAnsi="Malgun Gothic" w:eastAsia="맑은 고딕"/>
+        </w:rPr>
+        <w:t>미국 FDA 현대화법 2.0은 MPS를 포함한 NAM이 일부 동물시험을 대체할 문을 열어 두었습니다. MIDD는 이미 PBPK, QSP 수준의 정량적 패키지를 기대하는 확립된 경로이며, MPS 데이터를 이런 워크플로에 통합하는 것이 규제 승인으로 가는 신뢰할 수 있는 경로입니다. Organ-on-chip을 임상약리학 워크플로 안에 위치시키면, 미세생리시스템 데이터가 동물시험을 줄이고 후보물질 선정을 앞당기는 번역 다리로 재정의됩니다.</w:t>
+      </w:r>
+    </w:p>
+    <w:p>
+      <w:pPr>
+        <w:spacing w:before="160" w:after="60"/>
+      </w:pPr>
+      <w:r>
+        <w:rPr>
+          <w:rFonts w:ascii="Malgun Gothic" w:hAnsi="Malgun Gothic" w:eastAsia="맑은 고딕"/>
+          <w:b/>
+          <w:color w:val="163A5F"/>
+          <w:sz w:val="23"/>
+        </w:rPr>
+        <w:t>[슬라이드 6] NAM 번역 고리 — 임상약리학의 위치</w:t>
+      </w:r>
+    </w:p>
+    <w:p>
+      <w:pPr>
+        <w:spacing w:line="360" w:lineRule="auto" w:after="160"/>
+      </w:pPr>
+      <w:r>
+        <w:rPr>
+          <w:rFonts w:ascii="Malgun Gothic" w:hAnsi="Malgun Gothic" w:eastAsia="맑은 고딕"/>
+        </w:rPr>
+        <w:t>2025년 Clinical Pharmacology &amp; Therapeutics에 실린 Cao의 총설에 실린 그림을 그대로 보여드립니다. 오가노이드, organ-on-chip, 2·3차원 배양, in silico 같은 새로운 접근 방법론, NAM이 만들어내는 신호가 데이터 과학·AI/ML 도구를 거쳐 생물학적·임상적 데이터셋으로 연결되는 순환 고리입니다. 이 고리에서 조건별 사용 맥락을 규제기관이 인정할 임상적 의미로 자격을 부여하고 번역하는 단계는 AI/ML 패턴 매칭이 아니라 PBPK, QSP 같은 기전 기반 모델이 담당합니다. 임상약리학은 이 순환 고리의 장식이 아니라 핵심 축입니다.</w:t>
+      </w:r>
+    </w:p>
+    <w:p>
+      <w:pPr>
+        <w:spacing w:before="160" w:after="60"/>
+      </w:pPr>
+      <w:r>
+        <w:rPr>
+          <w:rFonts w:ascii="Malgun Gothic" w:hAnsi="Malgun Gothic" w:eastAsia="맑은 고딕"/>
+          <w:b/>
+          <w:color w:val="163A5F"/>
+          <w:sz w:val="23"/>
+        </w:rPr>
+        <w:t>[슬라이드 7] 칩 곡선에서 용량 결정까지</w:t>
       </w:r>
     </w:p>
     <w:p>
@@ -149,7 +199,7 @@
           <w:color w:val="163A5F"/>
           <w:sz w:val="23"/>
         </w:rPr>
-        <w:t>[슬라이드 6] QSP와 PBPK란 무엇인가</w:t>
+        <w:t>[슬라이드 8] QSP와 PBPK란 무엇인가</w:t>
       </w:r>
     </w:p>
     <w:p>
@@ -174,7 +224,7 @@
           <w:color w:val="163A5F"/>
           <w:sz w:val="23"/>
         </w:rPr>
-        <w:t>[슬라이드 7] PBPK, QSP 모델의 해부</w:t>
+        <w:t>[슬라이드 9] PBPK, QSP 모델의 해부</w:t>
       </w:r>
     </w:p>
     <w:p>
@@ -199,7 +249,7 @@
           <w:color w:val="163A5F"/>
           <w:sz w:val="23"/>
         </w:rPr>
-        <w:t>[슬라이드 8] 반복되는 비선형 구조</w:t>
+        <w:t>[슬라이드 10] 반복되는 비선형 구조</w:t>
       </w:r>
     </w:p>
     <w:p>
@@ -224,7 +274,7 @@
           <w:color w:val="163A5F"/>
           <w:sz w:val="23"/>
         </w:rPr>
-        <w:t>[슬라이드 9] 이것이 왜 중요한가 — 모델 기반 신약개발</w:t>
+        <w:t>[슬라이드 11] 이것이 왜 중요한가 — 모델 기반 신약개발</w:t>
       </w:r>
     </w:p>
     <w:p>
@@ -249,32 +299,7 @@
           <w:color w:val="163A5F"/>
           <w:sz w:val="23"/>
         </w:rPr>
-        <w:t>[슬라이드 10] Organ-on-chip을 위한 규제의 순풍</w:t>
-      </w:r>
-    </w:p>
-    <w:p>
-      <w:pPr>
-        <w:spacing w:line="360" w:lineRule="auto" w:after="160"/>
-      </w:pPr>
-      <w:r>
-        <w:rPr>
-          <w:rFonts w:ascii="Malgun Gothic" w:hAnsi="Malgun Gothic" w:eastAsia="맑은 고딕"/>
-        </w:rPr>
-        <w:t>미국 FDA 현대화법 2.0은 일부 동물시험을 대체할 새로운 접근 방법론, 그중에서도 MPS의 활용을 명시적으로 열어 두었습니다. MIDD는 이미 PBPK, QSP 수준의 정량적 패키지를 기대하는 확립된 경로이며, MPS 데이터를 이런 워크플로에 통합하는 것이 규제 승인으로 가는 신뢰할 수 있는 경로입니다.</w:t>
-      </w:r>
-    </w:p>
-    <w:p>
-      <w:pPr>
-        <w:spacing w:before="160" w:after="60"/>
-      </w:pPr>
-      <w:r>
-        <w:rPr>
-          <w:rFonts w:ascii="Malgun Gothic" w:hAnsi="Malgun Gothic" w:eastAsia="맑은 고딕"/>
-          <w:b/>
-          <w:color w:val="163A5F"/>
-          <w:sz w:val="23"/>
-        </w:rPr>
-        <w:t>[슬라이드 11] 병목: 전통적으로 QSP 모델 하나를 만드는 비용</w:t>
+        <w:t>[슬라이드 12] 병목: 전통적으로 QSP 모델 하나를 만드는 비용</w:t>
       </w:r>
     </w:p>
     <w:p>
@@ -299,7 +324,7 @@
           <w:color w:val="163A5F"/>
           <w:sz w:val="23"/>
         </w:rPr>
-        <w:t>[슬라이드 12] 핵심 제안: LLM 기반 모델 생성</w:t>
+        <w:t>[슬라이드 13] 핵심 제안: LLM 기반 모델 생성</w:t>
       </w:r>
     </w:p>
     <w:p>
@@ -324,7 +349,7 @@
           <w:color w:val="163A5F"/>
           <w:sz w:val="23"/>
         </w:rPr>
-        <w:t>[슬라이드 13] 클로드 코드 루틴 — 자율 일일 루프</w:t>
+        <w:t>[슬라이드 14] 클로드 코드 루틴 — 자율 일일 루프</w:t>
       </w:r>
     </w:p>
     <w:p>
@@ -349,7 +374,7 @@
           <w:color w:val="163A5F"/>
           <w:sz w:val="23"/>
         </w:rPr>
-        <w:t>[슬라이드 14] 안전장치 — LLM이 쓴 코드를 어떻게 신뢰하는가</w:t>
+        <w:t>[슬라이드 15] 안전장치 — LLM이 쓴 코드를 어떻게 신뢰하는가</w:t>
       </w:r>
     </w:p>
     <w:p>
@@ -374,7 +399,7 @@
           <w:color w:val="163A5F"/>
           <w:sz w:val="23"/>
         </w:rPr>
-        <w:t>[슬라이드 15] 왜 LLM/AI가 적합한 엔진인가</w:t>
+        <w:t>[슬라이드 16] 왜 LLM/AI가 적합한 엔진인가</w:t>
       </w:r>
     </w:p>
     <w:p>
@@ -399,7 +424,7 @@
           <w:color w:val="163A5F"/>
           <w:sz w:val="23"/>
         </w:rPr>
-        <w:t>[슬라이드 16] 각 모델에 들어 있는 것</w:t>
+        <w:t>[슬라이드 17] 각 모델에 들어 있는 것</w:t>
       </w:r>
     </w:p>
     <w:p>
@@ -424,7 +449,7 @@
           <w:color w:val="163A5F"/>
           <w:sz w:val="23"/>
         </w:rPr>
-        <w:t>[슬라이드 17] 규모: 258개 모델의 열린 QSP 라이브러리</w:t>
+        <w:t>[슬라이드 18] 규모: 258개 모델의 열린 QSP 라이브러리</w:t>
       </w:r>
     </w:p>
     <w:p>
@@ -449,7 +474,7 @@
           <w:color w:val="163A5F"/>
           <w:sz w:val="23"/>
         </w:rPr>
-        <w:t>[슬라이드 18] 적용 범위의 폭</w:t>
+        <w:t>[슬라이드 19] 적용 범위의 폭</w:t>
       </w:r>
     </w:p>
     <w:p>
@@ -474,7 +499,7 @@
           <w:color w:val="163A5F"/>
           <w:sz w:val="23"/>
         </w:rPr>
-        <w:t>[슬라이드 19] 사례 연구: 약물, 표적, 종말점</w:t>
+        <w:t>[슬라이드 20] 사례 연구: 약물, 표적, 종말점</w:t>
       </w:r>
     </w:p>
     <w:p>
@@ -499,7 +524,7 @@
           <w:color w:val="163A5F"/>
           <w:sz w:val="23"/>
         </w:rPr>
-        <w:t>[슬라이드 20] 사례 연구 — 한 가지 통찰씩 (1/4)</w:t>
+        <w:t>[슬라이드 21] 사례 연구 — 한 가지 통찰씩 (1/4)</w:t>
       </w:r>
     </w:p>
     <w:p>
@@ -524,7 +549,7 @@
           <w:color w:val="163A5F"/>
           <w:sz w:val="23"/>
         </w:rPr>
-        <w:t>[슬라이드 21] 사례 연구 — 한 가지 통찰씩 (2/4)</w:t>
+        <w:t>[슬라이드 22] 사례 연구 — 한 가지 통찰씩 (2/4)</w:t>
       </w:r>
     </w:p>
     <w:p>
@@ -549,7 +574,7 @@
           <w:color w:val="163A5F"/>
           <w:sz w:val="23"/>
         </w:rPr>
-        <w:t>[슬라이드 22] 사례 연구 — 한 가지 통찰씩 (3/4)</w:t>
+        <w:t>[슬라이드 23] 사례 연구 — 한 가지 통찰씩 (3/4)</w:t>
       </w:r>
     </w:p>
     <w:p>
@@ -574,7 +599,7 @@
           <w:color w:val="163A5F"/>
           <w:sz w:val="23"/>
         </w:rPr>
-        <w:t>[슬라이드 23] 사례 연구 — 한 가지 통찰씩 (4/4)</w:t>
+        <w:t>[슬라이드 24] 사례 연구 — 한 가지 통찰씩 (4/4)</w:t>
       </w:r>
     </w:p>
     <w:p>
@@ -599,7 +624,7 @@
           <w:color w:val="163A5F"/>
           <w:sz w:val="23"/>
         </w:rPr>
-        <w:t>[슬라이드 24] 심층 사례 — IgA 신병증</w:t>
+        <w:t>[슬라이드 25] 심층 사례 — IgA 신병증</w:t>
       </w:r>
     </w:p>
     <w:p>
@@ -624,7 +649,7 @@
           <w:color w:val="163A5F"/>
           <w:sz w:val="23"/>
         </w:rPr>
-        <w:t>[슬라이드 25] 심층 사례 — 겸상적혈구병</w:t>
+        <w:t>[슬라이드 26] 심층 사례 — 겸상적혈구병</w:t>
       </w:r>
     </w:p>
     <w:p>
@@ -649,7 +674,7 @@
           <w:color w:val="163A5F"/>
           <w:sz w:val="23"/>
         </w:rPr>
-        <w:t>[슬라이드 26] 심층 사례 — 다발골수종</w:t>
+        <w:t>[슬라이드 27] 심층 사례 — 다발골수종</w:t>
       </w:r>
     </w:p>
     <w:p>
@@ -674,7 +699,7 @@
           <w:color w:val="163A5F"/>
           <w:sz w:val="23"/>
         </w:rPr>
-        <w:t>[슬라이드 27] 심층 사례 — 류마티스 관절염</w:t>
+        <w:t>[슬라이드 28] 심층 사례 — 류마티스 관절염</w:t>
       </w:r>
     </w:p>
     <w:p>
@@ -699,7 +724,7 @@
           <w:color w:val="163A5F"/>
           <w:sz w:val="23"/>
         </w:rPr>
-        <w:t>[슬라이드 28] 심층 사례 — 뒤센 근이영양증</w:t>
+        <w:t>[슬라이드 29] 심층 사례 — 뒤센 근이영양증</w:t>
       </w:r>
     </w:p>
     <w:p>
@@ -724,7 +749,7 @@
           <w:color w:val="163A5F"/>
           <w:sz w:val="23"/>
         </w:rPr>
-        <w:t>[슬라이드 29] 심층 사례 — 알츠하이머병</w:t>
+        <w:t>[슬라이드 30] 심층 사례 — 알츠하이머병</w:t>
       </w:r>
     </w:p>
     <w:p>
@@ -749,7 +774,7 @@
           <w:color w:val="163A5F"/>
           <w:sz w:val="23"/>
         </w:rPr>
-        <w:t>[슬라이드 30] 대표 사례 — 메리고릭스, 실제로 살아있는 약물-질환 모델</w:t>
+        <w:t>[슬라이드 31] 대표 사례 — 메리고릭스, 실제로 살아있는 약물-질환 모델</w:t>
       </w:r>
     </w:p>
     <w:p>
@@ -774,7 +799,7 @@
           <w:color w:val="163A5F"/>
           <w:sz w:val="23"/>
         </w:rPr>
-        <w:t>[슬라이드 31] 메리고릭스 — 에스트로겐 역치 절충</w:t>
+        <w:t>[슬라이드 32] 메리고릭스 — 에스트로겐 역치 절충</w:t>
       </w:r>
     </w:p>
     <w:p>
@@ -799,7 +824,7 @@
           <w:color w:val="163A5F"/>
           <w:sz w:val="23"/>
         </w:rPr>
-        <w:t>[슬라이드 32] 갤러리 — 라이브러리의 일부</w:t>
+        <w:t>[슬라이드 33] 갤러리 — 라이브러리의 일부</w:t>
       </w:r>
     </w:p>
     <w:p>
@@ -824,7 +849,7 @@
           <w:color w:val="163A5F"/>
           <w:sz w:val="23"/>
         </w:rPr>
-        <w:t>[슬라이드 33] 이것이 여러분의 칩 프로그램에 직접 어떻게 도움이 되는가</w:t>
+        <w:t>[슬라이드 34] 이것이 여러분의 칩 프로그램에 직접 어떻게 도움이 되는가</w:t>
       </w:r>
     </w:p>
     <w:p>
@@ -849,7 +874,7 @@
           <w:color w:val="163A5F"/>
           <w:sz w:val="23"/>
         </w:rPr>
-        <w:t>[슬라이드 34] 완전히 개방됨</w:t>
+        <w:t>[슬라이드 35] 완전히 개방됨</w:t>
       </w:r>
     </w:p>
     <w:p>
@@ -874,7 +899,7 @@
           <w:color w:val="163A5F"/>
           <w:sz w:val="23"/>
         </w:rPr>
-        <w:t>[슬라이드 35] 앞으로의 방향: 브라우저 기반 PBPK/QSP 플랫폼</w:t>
+        <w:t>[슬라이드 36] 앞으로의 방향: 브라우저 기반 PBPK/QSP 플랫폼</w:t>
       </w:r>
     </w:p>
     <w:p>
@@ -899,7 +924,7 @@
           <w:color w:val="163A5F"/>
           <w:sz w:val="23"/>
         </w:rPr>
-        <w:t>[슬라이드 36] 칩에서 나온 숫자를 신뢰하기 위한 전제조건</w:t>
+        <w:t>[슬라이드 37] 칩에서 나온 숫자를 신뢰하기 위한 전제조건</w:t>
       </w:r>
     </w:p>
     <w:p>
@@ -924,7 +949,7 @@
           <w:color w:val="163A5F"/>
           <w:sz w:val="23"/>
         </w:rPr>
-        <w:t>[슬라이드 37] 저희의 사례 연구: 장-간-신장 MPS + PBPK</w:t>
+        <w:t>[슬라이드 38] 저희의 사례 연구: 장-간-신장 MPS + PBPK</w:t>
       </w:r>
     </w:p>
     <w:p>
@@ -949,7 +974,7 @@
           <w:color w:val="163A5F"/>
           <w:sz w:val="23"/>
         </w:rPr>
-        <w:t>[슬라이드 38] 모델이 사람 약동학을 잘 예측한다</w:t>
+        <w:t>[슬라이드 39] 모델이 사람 약동학을 잘 예측한다</w:t>
       </w:r>
     </w:p>
     <w:p>
@@ -974,7 +999,7 @@
           <w:color w:val="163A5F"/>
           <w:sz w:val="23"/>
         </w:rPr>
-        <w:t>[슬라이드 39] 작동 방식 — 칩 동태에서 전신 PBPK까지</w:t>
+        <w:t>[슬라이드 40] 작동 방식 — 칩 동태에서 전신 PBPK까지</w:t>
       </w:r>
     </w:p>
     <w:p>
@@ -999,7 +1024,7 @@
           <w:color w:val="163A5F"/>
           <w:sz w:val="23"/>
         </w:rPr>
-        <w:t>[슬라이드 40] 작동 방식 — 반증 가능한 보정 규칙</w:t>
+        <w:t>[슬라이드 41] 작동 방식 — 반증 가능한 보정 규칙</w:t>
       </w:r>
     </w:p>
     <w:p>
@@ -1024,7 +1049,7 @@
           <w:color w:val="163A5F"/>
           <w:sz w:val="23"/>
         </w:rPr>
-        <w:t>[슬라이드 41] 검증 결과 — 24건, 6개 약물</w:t>
+        <w:t>[슬라이드 42] 검증 결과 — 24건, 6개 약물</w:t>
       </w:r>
     </w:p>
     <w:p>
@@ -1049,7 +1074,7 @@
           <w:color w:val="163A5F"/>
           <w:sz w:val="23"/>
         </w:rPr>
-        <w:t>[슬라이드 42] 질환 상태 확장: 장 국소 대 간 국소</w:t>
+        <w:t>[슬라이드 43] 질환 상태 확장: 장 국소 대 간 국소</w:t>
       </w:r>
     </w:p>
     <w:p>
@@ -1074,7 +1099,7 @@
           <w:color w:val="163A5F"/>
           <w:sz w:val="23"/>
         </w:rPr>
-        <w:t>[슬라이드 43] 한계, 그리고 그 의미</w:t>
+        <w:t>[슬라이드 44] 한계, 그리고 그 의미</w:t>
       </w:r>
     </w:p>
     <w:p>
@@ -1099,7 +1124,57 @@
           <w:color w:val="163A5F"/>
           <w:sz w:val="23"/>
         </w:rPr>
-        <w:t>[슬라이드 44] 결론과 열린 초대</w:t>
+        <w:t>[슬라이드 45] 임상약리학의 미충족 수요</w:t>
+      </w:r>
+    </w:p>
+    <w:p>
+      <w:pPr>
+        <w:spacing w:line="360" w:lineRule="auto" w:after="160"/>
+      </w:pPr>
+      <w:r>
+        <w:rPr>
+          <w:rFonts w:ascii="Malgun Gothic" w:hAnsi="Malgun Gothic" w:eastAsia="맑은 고딕"/>
+        </w:rPr>
+        <w:t>결론에 앞서 임상약리학 자체의 미충족 수요를 말씀드리고 싶습니다. NAM 신호를 실제로 해석할 수 있는, PBPK와 QSP 훈련을 받은 임상약리학자가 절대적으로 부족합니다. FDA가 요구하는 NAM 검증의 네 원칙, 즉 조건별 사용 맥락, 생물학적 타당성, 기술적 특성화, 목적 적합성을 실무에 적용할 표준화된 워크플로도 아직 없습니다. 칩과 오가노이드 데이터를 사람 임상 데이터와 나란히 놓고 검증한 사례가 여전히 드물어, 이 모델이 맞다고 말할 근거 자체가 부족합니다. 결국 병목은 기술이 아니라 번역할 사람이며, 이것이 오늘 제가 여러분 앞에 서 있는 이유이기도 합니다.</w:t>
+      </w:r>
+    </w:p>
+    <w:p>
+      <w:pPr>
+        <w:spacing w:before="160" w:after="60"/>
+      </w:pPr>
+      <w:r>
+        <w:rPr>
+          <w:rFonts w:ascii="Malgun Gothic" w:hAnsi="Malgun Gothic" w:eastAsia="맑은 고딕"/>
+          <w:b/>
+          <w:color w:val="163A5F"/>
+          <w:sz w:val="23"/>
+        </w:rPr>
+        <w:t>[슬라이드 46] KBCS 학회원들께 드리는 제안</w:t>
+      </w:r>
+    </w:p>
+    <w:p>
+      <w:pPr>
+        <w:spacing w:line="360" w:lineRule="auto" w:after="160"/>
+      </w:pPr>
+      <w:r>
+        <w:rPr>
+          <w:rFonts w:ascii="Malgun Gothic" w:hAnsi="Malgun Gothic" w:eastAsia="맑은 고딕"/>
+        </w:rPr>
+        <w:t>이제 여러분께 구체적인 제안을 드리고 싶습니다. 칩을 설계하는 단계에서부터 PBPK, QSP로 이어질 수 있는 정량적 출력값, 즉 청소율과 투과도, 흡수율 같은 값을 함께 고려해 주십시오. 여러분의 칩 데이터를 남겨둔 임상 데이터와 대조 검증하는 공동연구를 제안합니다. 이것이 오늘 발표의 핵심 방법론이었습니다. 오늘 소개한 258개 모델 QSP 라이브러리에서 여러분의 칩과 질환에 해당하는 모델을 먼저 시험해 보시고, 맞지 않으면 알려 주십시오. 그것이 다음 모델을 더 좋게 만듭니다. github.com/pipetcpt/qsp와 이메일로 협업을 기다리고 있습니다.</w:t>
+      </w:r>
+    </w:p>
+    <w:p>
+      <w:pPr>
+        <w:spacing w:before="160" w:after="60"/>
+      </w:pPr>
+      <w:r>
+        <w:rPr>
+          <w:rFonts w:ascii="Malgun Gothic" w:hAnsi="Malgun Gothic" w:eastAsia="맑은 고딕"/>
+          <w:b/>
+          <w:color w:val="163A5F"/>
+          <w:sz w:val="23"/>
+        </w:rPr>
+        <w:t>[슬라이드 47] 결론과 열린 초대</w:t>
       </w:r>
     </w:p>
     <w:p>
@@ -1124,7 +1199,7 @@
           <w:color w:val="163A5F"/>
           <w:sz w:val="23"/>
         </w:rPr>
-        <w:t>[슬라이드 45] 주요 참고문헌</w:t>
+        <w:t>[슬라이드 48] 주요 참고문헌</w:t>
       </w:r>
     </w:p>
     <w:p>
@@ -1135,7 +1210,7 @@
         <w:rPr>
           <w:rFonts w:ascii="Malgun Gothic" w:hAnsi="Malgun Gothic" w:eastAsia="맑은 고딕"/>
         </w:rPr>
-        <w:t>오늘 발표 전체를 관통하는 임상약리학자의 역할에 관한 Cao의 2025년 총설을 비롯해, DiMasi와 Landis, Kola의 신약개발 경제성 논문, Huh 등의 2010년 Science organ-on-chip 논문, Bhatia와 Ingber의 총설, Rodgers-Rowland의 조직 분배 방법론, Varma의 청소율 방법론까지 오늘 발표의 방법론적 근거입니다.</w:t>
+        <w:t>오늘 발표 전체를 관통하는 임상약리학자의 역할에 관한 Cao의 2025년 총설, FDA의 동물시험 감축 로드맵과 현대화법 2.0, Van Norman의 동물시험 한계에 관한 논문을 비롯해, DiMasi와 Landis, Kola의 신약개발 경제성 논문, Huh 등의 2010년 Science organ-on-chip 논문, Bhatia와 Ingber의 총설, Rodgers-Rowland의 조직 분배 방법론, Varma의 청소율 방법론까지 오늘 발표의 방법론적 근거입니다.</w:t>
       </w:r>
     </w:p>
     <w:p>
@@ -1149,7 +1224,7 @@
           <w:color w:val="163A5F"/>
           <w:sz w:val="23"/>
         </w:rPr>
-        <w:t>[슬라이드 46] 연락처</w:t>
+        <w:t>[슬라이드 49] 연락처</w:t>
       </w:r>
     </w:p>
     <w:p>
